--- a/Knowledge/3-Work knowledge/1-Software Engineering/1-Software Engineering Fundamentals/5-My Source/4-Website, Web App, Web Service.docx
+++ b/Knowledge/3-Work knowledge/1-Software Engineering/1-Software Engineering Fundamentals/5-My Source/4-Website, Web App, Web Service.docx
@@ -4,44 +4,28 @@
   <w:body>
     <w:p>
       <w:pPr>
-        <w:keepNext/>
-        <w:keepLines/>
-        <w:spacing w:before="400" w:after="120" w:line="276" w:lineRule="auto"/>
-        <w:outlineLvl w:val="0"/>
-        <w:rPr>
-          <w:rFonts w:ascii="Arial" w:eastAsia="Arial" w:hAnsi="Arial" w:cs="Arial"/>
-          <w:kern w:val="0"/>
-          <w:sz w:val="40"/>
-          <w:szCs w:val="40"/>
-          <w:lang w:val="en"/>
-          <w14:ligatures w14:val="none"/>
+        <w:pStyle w:val="Heading1"/>
+        <w:rPr>
+          <w:rFonts w:eastAsia="Arial"/>
+          <w:lang w:val="en"/>
         </w:rPr>
       </w:pPr>
       <w:bookmarkStart w:id="0" w:name="_7gdgiib0a8ho" w:colFirst="0" w:colLast="0"/>
       <w:bookmarkEnd w:id="0"/>
       <w:r>
         <w:rPr>
-          <w:rFonts w:ascii="Arial" w:eastAsia="Arial" w:hAnsi="Arial" w:cs="Arial"/>
-          <w:kern w:val="0"/>
-          <w:sz w:val="40"/>
-          <w:szCs w:val="40"/>
-          <w:lang w:val="en"/>
-          <w14:ligatures w14:val="none"/>
+          <w:rFonts w:eastAsia="Arial"/>
+          <w:lang w:val="en"/>
         </w:rPr>
         <w:t>1-Website</w:t>
       </w:r>
     </w:p>
     <w:p>
       <w:pPr>
-        <w:spacing w:before="280" w:after="120" w:line="276" w:lineRule="auto"/>
-        <w:outlineLvl w:val="1"/>
-        <w:rPr>
-          <w:rFonts w:ascii="Arial" w:eastAsia="Arial" w:hAnsi="Arial" w:cs="Arial"/>
-          <w:kern w:val="0"/>
-          <w:sz w:val="32"/>
-          <w:szCs w:val="32"/>
-          <w:lang w:val="en"/>
-          <w14:ligatures w14:val="none"/>
+        <w:pStyle w:val="Heading2"/>
+        <w:rPr>
+          <w:rFonts w:ascii="Arial" w:eastAsia="Arial" w:hAnsi="Arial" w:cs="Arial"/>
+          <w:lang w:val="en"/>
         </w:rPr>
       </w:pPr>
       <w:bookmarkStart w:id="1" w:name="_72u5euv4yxwb" w:colFirst="0" w:colLast="0"/>
@@ -49,24 +33,32 @@
       <w:r>
         <w:rPr>
           <w:rFonts w:ascii="Segoe UI Emoji" w:eastAsia="Arial Unicode MS" w:hAnsi="Segoe UI Emoji" w:cs="Segoe UI Emoji"/>
-          <w:kern w:val="0"/>
-          <w:sz w:val="32"/>
-          <w:szCs w:val="32"/>
-          <w:lang w:val="en"/>
-          <w14:ligatures w14:val="none"/>
+          <w:lang w:val="en"/>
         </w:rPr>
         <w:t>✅</w:t>
       </w:r>
       <w:r>
         <w:rPr>
-          <w:rFonts w:ascii="Arial Unicode MS" w:eastAsia="Arial Unicode MS" w:hAnsi="Arial Unicode MS" w:cs="Arial Unicode MS"/>
-          <w:kern w:val="0"/>
-          <w:sz w:val="32"/>
-          <w:szCs w:val="32"/>
-          <w:lang w:val="en"/>
-          <w14:ligatures w14:val="none"/>
-        </w:rPr>
-        <w:t xml:space="preserve"> What is a Website?</w:t>
+          <w:rFonts w:eastAsia="Arial Unicode MS"/>
+          <w:lang w:val="en"/>
+        </w:rPr>
+        <w:t xml:space="preserve"> What is a </w:t>
+      </w:r>
+      <w:proofErr w:type="gramStart"/>
+      <w:r>
+        <w:rPr>
+          <w:rFonts w:eastAsia="Arial Unicode MS"/>
+          <w:lang w:val="en"/>
+        </w:rPr>
+        <w:t>Website</w:t>
+      </w:r>
+      <w:proofErr w:type="gramEnd"/>
+      <w:r>
+        <w:rPr>
+          <w:rFonts w:eastAsia="Arial Unicode MS"/>
+          <w:lang w:val="en"/>
+        </w:rPr>
+        <w:t>?</w:t>
       </w:r>
     </w:p>
     <w:p>
@@ -108,6 +100,7 @@
         </w:rPr>
         <w:t xml:space="preserve">: </w:t>
       </w:r>
+      <w:proofErr w:type="spellStart"/>
       <w:r>
         <w:rPr>
           <w:rFonts w:ascii="Arial" w:eastAsia="Arial" w:hAnsi="Arial" w:cs="Arial"/>
@@ -120,7 +113,22 @@
           <w:lang w:val="en"/>
           <w14:ligatures w14:val="none"/>
         </w:rPr>
-        <w:t>Chatgpt (GPT</w:t>
+        <w:t>Chatgpt</w:t>
+      </w:r>
+      <w:proofErr w:type="spellEnd"/>
+      <w:r>
+        <w:rPr>
+          <w:rFonts w:ascii="Arial" w:eastAsia="Arial" w:hAnsi="Arial" w:cs="Arial"/>
+          <w:b/>
+          <w:color w:val="000000"/>
+          <w:kern w:val="0"/>
+          <w:sz w:val="22"/>
+          <w:szCs w:val="22"/>
+          <w:highlight w:val="darkGray"/>
+          <w:lang w:val="en"/>
+          <w14:ligatures w14:val="none"/>
+        </w:rPr>
+        <w:t xml:space="preserve"> (GPT</w:t>
       </w:r>
       <w:r>
         <w:rPr>
@@ -312,15 +320,10 @@
     </w:p>
     <w:p>
       <w:pPr>
-        <w:spacing w:before="280" w:after="120" w:line="276" w:lineRule="auto"/>
-        <w:outlineLvl w:val="1"/>
-        <w:rPr>
-          <w:rFonts w:ascii="Arial" w:eastAsia="Arial" w:hAnsi="Arial" w:cs="Arial"/>
-          <w:kern w:val="0"/>
-          <w:sz w:val="32"/>
-          <w:szCs w:val="32"/>
-          <w:lang w:val="en"/>
-          <w14:ligatures w14:val="none"/>
+        <w:pStyle w:val="Heading2"/>
+        <w:rPr>
+          <w:rFonts w:eastAsia="Arial"/>
+          <w:lang w:val="en"/>
         </w:rPr>
       </w:pPr>
       <w:bookmarkStart w:id="2" w:name="_p535y3jw0klu" w:colFirst="0" w:colLast="0"/>
@@ -328,22 +331,14 @@
       <w:r>
         <w:rPr>
           <w:rFonts w:ascii="Segoe UI Emoji" w:eastAsia="Arial" w:hAnsi="Segoe UI Emoji" w:cs="Segoe UI Emoji"/>
-          <w:kern w:val="0"/>
-          <w:sz w:val="32"/>
-          <w:szCs w:val="32"/>
-          <w:lang w:val="en"/>
-          <w14:ligatures w14:val="none"/>
+          <w:lang w:val="en"/>
         </w:rPr>
         <w:t>🧭</w:t>
       </w:r>
       <w:r>
         <w:rPr>
-          <w:rFonts w:ascii="Arial" w:eastAsia="Arial" w:hAnsi="Arial" w:cs="Arial"/>
-          <w:kern w:val="0"/>
-          <w:sz w:val="32"/>
-          <w:szCs w:val="32"/>
-          <w:lang w:val="en"/>
-          <w14:ligatures w14:val="none"/>
+          <w:rFonts w:eastAsia="Arial"/>
+          <w:lang w:val="en"/>
         </w:rPr>
         <w:t xml:space="preserve"> Example Websites:</w:t>
       </w:r>
@@ -390,6 +385,7 @@
         </w:rPr>
         <w:t xml:space="preserve">: </w:t>
       </w:r>
+      <w:proofErr w:type="spellStart"/>
       <w:r>
         <w:rPr>
           <w:rFonts w:ascii="Arial" w:eastAsia="Arial" w:hAnsi="Arial" w:cs="Arial"/>
@@ -402,7 +398,22 @@
           <w:lang w:val="en"/>
           <w14:ligatures w14:val="none"/>
         </w:rPr>
-        <w:t>Chatgpt (GPT</w:t>
+        <w:t>Chatgpt</w:t>
+      </w:r>
+      <w:proofErr w:type="spellEnd"/>
+      <w:r>
+        <w:rPr>
+          <w:rFonts w:ascii="Arial" w:eastAsia="Arial" w:hAnsi="Arial" w:cs="Arial"/>
+          <w:b/>
+          <w:color w:val="000000"/>
+          <w:kern w:val="0"/>
+          <w:sz w:val="22"/>
+          <w:szCs w:val="22"/>
+          <w:highlight w:val="darkGray"/>
+          <w:lang w:val="en"/>
+          <w14:ligatures w14:val="none"/>
+        </w:rPr>
+        <w:t xml:space="preserve"> (GPT</w:t>
       </w:r>
       <w:r>
         <w:rPr>
@@ -967,15 +978,27 @@
                 <w14:ligatures w14:val="none"/>
               </w:rPr>
             </w:pPr>
-            <w:r>
-              <w:rPr>
-                <w:rFonts w:ascii="Roboto Mono" w:eastAsia="Roboto Mono" w:hAnsi="Roboto Mono" w:cs="Arial"/>
-                <w:kern w:val="0"/>
-                <w:szCs w:val="22"/>
-                <w:lang w:val="en"/>
-                <w14:ligatures w14:val="none"/>
-              </w:rPr>
-              <w:t>Behance, personal websites</w:t>
+            <w:proofErr w:type="spellStart"/>
+            <w:r>
+              <w:rPr>
+                <w:rFonts w:ascii="Roboto Mono" w:eastAsia="Roboto Mono" w:hAnsi="Roboto Mono" w:cs="Arial"/>
+                <w:kern w:val="0"/>
+                <w:szCs w:val="22"/>
+                <w:lang w:val="en"/>
+                <w14:ligatures w14:val="none"/>
+              </w:rPr>
+              <w:t>Behance</w:t>
+            </w:r>
+            <w:proofErr w:type="spellEnd"/>
+            <w:r>
+              <w:rPr>
+                <w:rFonts w:ascii="Roboto Mono" w:eastAsia="Roboto Mono" w:hAnsi="Roboto Mono" w:cs="Arial"/>
+                <w:kern w:val="0"/>
+                <w:szCs w:val="22"/>
+                <w:lang w:val="en"/>
+                <w14:ligatures w14:val="none"/>
+              </w:rPr>
+              <w:t>, personal websites</w:t>
             </w:r>
           </w:p>
         </w:tc>
@@ -1060,6 +1083,7 @@
                 <w:lang w:val="en"/>
                 <w14:ligatures w14:val="none"/>
               </w:rPr>
+              <w:lastRenderedPageBreak/>
               <w:t>Business Website</w:t>
             </w:r>
           </w:p>
@@ -1298,15 +1322,10 @@
     </w:p>
     <w:p>
       <w:pPr>
-        <w:spacing w:before="280" w:after="120" w:line="276" w:lineRule="auto"/>
-        <w:outlineLvl w:val="1"/>
-        <w:rPr>
-          <w:rFonts w:ascii="Arial" w:eastAsia="Arial" w:hAnsi="Arial" w:cs="Arial"/>
-          <w:kern w:val="0"/>
-          <w:sz w:val="32"/>
-          <w:szCs w:val="32"/>
-          <w:lang w:val="en"/>
-          <w14:ligatures w14:val="none"/>
+        <w:pStyle w:val="Heading2"/>
+        <w:rPr>
+          <w:rFonts w:eastAsia="Arial"/>
+          <w:lang w:val="en"/>
         </w:rPr>
       </w:pPr>
       <w:bookmarkStart w:id="3" w:name="_z7d1ck3wbfni" w:colFirst="0" w:colLast="0"/>
@@ -1314,22 +1333,14 @@
       <w:r>
         <w:rPr>
           <w:rFonts w:ascii="Segoe UI Emoji" w:eastAsia="Arial" w:hAnsi="Segoe UI Emoji" w:cs="Segoe UI Emoji"/>
-          <w:kern w:val="0"/>
-          <w:sz w:val="32"/>
-          <w:szCs w:val="32"/>
-          <w:lang w:val="en"/>
-          <w14:ligatures w14:val="none"/>
+          <w:lang w:val="en"/>
         </w:rPr>
         <w:t>🧱</w:t>
       </w:r>
       <w:r>
         <w:rPr>
-          <w:rFonts w:ascii="Arial" w:eastAsia="Arial" w:hAnsi="Arial" w:cs="Arial"/>
-          <w:kern w:val="0"/>
-          <w:sz w:val="32"/>
-          <w:szCs w:val="32"/>
-          <w:lang w:val="en"/>
-          <w14:ligatures w14:val="none"/>
+          <w:rFonts w:eastAsia="Arial"/>
+          <w:lang w:val="en"/>
         </w:rPr>
         <w:t xml:space="preserve"> What is a Website Made Of?</w:t>
       </w:r>
@@ -1376,6 +1387,7 @@
         </w:rPr>
         <w:t xml:space="preserve">: </w:t>
       </w:r>
+      <w:proofErr w:type="spellStart"/>
       <w:r>
         <w:rPr>
           <w:rFonts w:ascii="Arial" w:eastAsia="Arial" w:hAnsi="Arial" w:cs="Arial"/>
@@ -1388,7 +1400,22 @@
           <w:lang w:val="en"/>
           <w14:ligatures w14:val="none"/>
         </w:rPr>
-        <w:t>Chatgpt (GPT</w:t>
+        <w:t>Chatgpt</w:t>
+      </w:r>
+      <w:proofErr w:type="spellEnd"/>
+      <w:r>
+        <w:rPr>
+          <w:rFonts w:ascii="Arial" w:eastAsia="Arial" w:hAnsi="Arial" w:cs="Arial"/>
+          <w:b/>
+          <w:color w:val="000000"/>
+          <w:kern w:val="0"/>
+          <w:sz w:val="22"/>
+          <w:szCs w:val="22"/>
+          <w:highlight w:val="darkGray"/>
+          <w:lang w:val="en"/>
+          <w14:ligatures w14:val="none"/>
+        </w:rPr>
+        <w:t xml:space="preserve"> (GPT</w:t>
       </w:r>
       <w:r>
         <w:rPr>
@@ -1963,15 +1990,10 @@
     </w:p>
     <w:p>
       <w:pPr>
-        <w:spacing w:before="280" w:after="120" w:line="276" w:lineRule="auto"/>
-        <w:outlineLvl w:val="1"/>
-        <w:rPr>
-          <w:rFonts w:ascii="Arial" w:eastAsia="Arial" w:hAnsi="Arial" w:cs="Arial"/>
-          <w:kern w:val="0"/>
-          <w:sz w:val="32"/>
-          <w:szCs w:val="32"/>
-          <w:lang w:val="en"/>
-          <w14:ligatures w14:val="none"/>
+        <w:pStyle w:val="Heading2"/>
+        <w:rPr>
+          <w:rFonts w:eastAsia="Arial"/>
+          <w:lang w:val="en"/>
         </w:rPr>
       </w:pPr>
       <w:bookmarkStart w:id="4" w:name="_k340bm5rabzf" w:colFirst="0" w:colLast="0"/>
@@ -1979,22 +2001,14 @@
       <w:r>
         <w:rPr>
           <w:rFonts w:ascii="Segoe UI Emoji" w:eastAsia="Arial" w:hAnsi="Segoe UI Emoji" w:cs="Segoe UI Emoji"/>
-          <w:kern w:val="0"/>
-          <w:sz w:val="32"/>
-          <w:szCs w:val="32"/>
-          <w:lang w:val="en"/>
-          <w14:ligatures w14:val="none"/>
+          <w:lang w:val="en"/>
         </w:rPr>
         <w:t>📶</w:t>
       </w:r>
       <w:r>
         <w:rPr>
-          <w:rFonts w:ascii="Arial" w:eastAsia="Arial" w:hAnsi="Arial" w:cs="Arial"/>
-          <w:kern w:val="0"/>
-          <w:sz w:val="32"/>
-          <w:szCs w:val="32"/>
-          <w:lang w:val="en"/>
-          <w14:ligatures w14:val="none"/>
+          <w:rFonts w:eastAsia="Arial"/>
+          <w:lang w:val="en"/>
         </w:rPr>
         <w:t xml:space="preserve"> How a Website Works:</w:t>
       </w:r>
@@ -2038,6 +2052,7 @@
         </w:rPr>
         <w:t xml:space="preserve">: </w:t>
       </w:r>
+      <w:proofErr w:type="spellStart"/>
       <w:r>
         <w:rPr>
           <w:rFonts w:ascii="Arial" w:eastAsia="Arial" w:hAnsi="Arial" w:cs="Arial"/>
@@ -2050,7 +2065,22 @@
           <w:lang w:val="en"/>
           <w14:ligatures w14:val="none"/>
         </w:rPr>
-        <w:t>Chatgpt (GPT</w:t>
+        <w:t>Chatgpt</w:t>
+      </w:r>
+      <w:proofErr w:type="spellEnd"/>
+      <w:r>
+        <w:rPr>
+          <w:rFonts w:ascii="Arial" w:eastAsia="Arial" w:hAnsi="Arial" w:cs="Arial"/>
+          <w:b/>
+          <w:color w:val="000000"/>
+          <w:kern w:val="0"/>
+          <w:sz w:val="22"/>
+          <w:szCs w:val="22"/>
+          <w:highlight w:val="darkGray"/>
+          <w:lang w:val="en"/>
+          <w14:ligatures w14:val="none"/>
+        </w:rPr>
+        <w:t xml:space="preserve"> (GPT</w:t>
       </w:r>
       <w:r>
         <w:rPr>
@@ -2163,6 +2193,7 @@
           <w:lang w:val="en"/>
           <w14:ligatures w14:val="none"/>
         </w:rPr>
+        <w:lastRenderedPageBreak/>
         <w:t xml:space="preserve">The browser sends a request to the </w:t>
       </w:r>
       <w:r>
@@ -2305,15 +2336,10 @@
     </w:p>
     <w:p>
       <w:pPr>
-        <w:spacing w:before="280" w:after="120" w:line="276" w:lineRule="auto"/>
-        <w:outlineLvl w:val="1"/>
-        <w:rPr>
-          <w:rFonts w:ascii="Arial" w:eastAsia="Arial" w:hAnsi="Arial" w:cs="Arial"/>
-          <w:kern w:val="0"/>
-          <w:sz w:val="32"/>
-          <w:szCs w:val="32"/>
-          <w:lang w:val="en"/>
-          <w14:ligatures w14:val="none"/>
+        <w:pStyle w:val="Heading2"/>
+        <w:rPr>
+          <w:rFonts w:eastAsia="Arial"/>
+          <w:lang w:val="en"/>
         </w:rPr>
       </w:pPr>
       <w:bookmarkStart w:id="5" w:name="_u1tt3ur4jhy7" w:colFirst="0" w:colLast="0"/>
@@ -2321,24 +2347,30 @@
       <w:r>
         <w:rPr>
           <w:rFonts w:ascii="Segoe UI Emoji" w:eastAsia="Arial" w:hAnsi="Segoe UI Emoji" w:cs="Segoe UI Emoji"/>
-          <w:kern w:val="0"/>
-          <w:sz w:val="32"/>
-          <w:szCs w:val="32"/>
-          <w:lang w:val="en"/>
-          <w14:ligatures w14:val="none"/>
+          <w:lang w:val="en"/>
         </w:rPr>
         <w:t>🕵️</w:t>
       </w:r>
       <w:r>
         <w:rPr>
-          <w:rFonts w:ascii="Arial" w:eastAsia="Arial" w:hAnsi="Arial" w:cs="Arial"/>
-          <w:kern w:val="0"/>
-          <w:sz w:val="32"/>
-          <w:szCs w:val="32"/>
-          <w:lang w:val="en"/>
-          <w14:ligatures w14:val="none"/>
-        </w:rPr>
-        <w:t>‍♂️ Website vs Web App</w:t>
+          <w:rFonts w:eastAsia="Arial"/>
+          <w:lang w:val="en"/>
+        </w:rPr>
+        <w:t>‍</w:t>
+      </w:r>
+      <w:r>
+        <w:rPr>
+          <w:rFonts w:ascii="Segoe UI Emoji" w:eastAsia="Arial" w:hAnsi="Segoe UI Emoji" w:cs="Segoe UI Emoji"/>
+          <w:lang w:val="en"/>
+        </w:rPr>
+        <w:t>♂️</w:t>
+      </w:r>
+      <w:r>
+        <w:rPr>
+          <w:rFonts w:eastAsia="Arial"/>
+          <w:lang w:val="en"/>
+        </w:rPr>
+        <w:t xml:space="preserve"> Website vs Web App</w:t>
       </w:r>
     </w:p>
     <w:p>
@@ -2383,6 +2415,7 @@
         </w:rPr>
         <w:t xml:space="preserve">: </w:t>
       </w:r>
+      <w:proofErr w:type="spellStart"/>
       <w:r>
         <w:rPr>
           <w:rFonts w:ascii="Arial" w:eastAsia="Arial" w:hAnsi="Arial" w:cs="Arial"/>
@@ -2395,7 +2428,22 @@
           <w:lang w:val="en"/>
           <w14:ligatures w14:val="none"/>
         </w:rPr>
-        <w:t>Chatgpt (GPT</w:t>
+        <w:t>Chatgpt</w:t>
+      </w:r>
+      <w:proofErr w:type="spellEnd"/>
+      <w:r>
+        <w:rPr>
+          <w:rFonts w:ascii="Arial" w:eastAsia="Arial" w:hAnsi="Arial" w:cs="Arial"/>
+          <w:b/>
+          <w:color w:val="000000"/>
+          <w:kern w:val="0"/>
+          <w:sz w:val="22"/>
+          <w:szCs w:val="22"/>
+          <w:highlight w:val="darkGray"/>
+          <w:lang w:val="en"/>
+          <w14:ligatures w14:val="none"/>
+        </w:rPr>
+        <w:t xml:space="preserve"> (GPT</w:t>
       </w:r>
       <w:r>
         <w:rPr>
@@ -3041,15 +3089,10 @@
     </w:p>
     <w:p>
       <w:pPr>
-        <w:spacing w:before="280" w:after="120" w:line="276" w:lineRule="auto"/>
-        <w:outlineLvl w:val="1"/>
-        <w:rPr>
-          <w:rFonts w:ascii="Arial" w:eastAsia="Arial" w:hAnsi="Arial" w:cs="Arial"/>
-          <w:kern w:val="0"/>
-          <w:sz w:val="32"/>
-          <w:szCs w:val="32"/>
-          <w:lang w:val="en"/>
-          <w14:ligatures w14:val="none"/>
+        <w:pStyle w:val="Heading2"/>
+        <w:rPr>
+          <w:rFonts w:eastAsia="Arial"/>
+          <w:lang w:val="en"/>
         </w:rPr>
       </w:pPr>
       <w:bookmarkStart w:id="6" w:name="_vuygj1s1rq7b" w:colFirst="0" w:colLast="0"/>
@@ -3057,22 +3100,14 @@
       <w:r>
         <w:rPr>
           <w:rFonts w:ascii="Segoe UI Emoji" w:eastAsia="Arial" w:hAnsi="Segoe UI Emoji" w:cs="Segoe UI Emoji"/>
-          <w:kern w:val="0"/>
-          <w:sz w:val="32"/>
-          <w:szCs w:val="32"/>
-          <w:lang w:val="en"/>
-          <w14:ligatures w14:val="none"/>
+          <w:lang w:val="en"/>
         </w:rPr>
         <w:t>🧠</w:t>
       </w:r>
       <w:r>
         <w:rPr>
-          <w:rFonts w:ascii="Arial" w:eastAsia="Arial" w:hAnsi="Arial" w:cs="Arial"/>
-          <w:kern w:val="0"/>
-          <w:sz w:val="32"/>
-          <w:szCs w:val="32"/>
-          <w:lang w:val="en"/>
-          <w14:ligatures w14:val="none"/>
+          <w:rFonts w:eastAsia="Arial"/>
+          <w:lang w:val="en"/>
         </w:rPr>
         <w:t xml:space="preserve"> Summary</w:t>
       </w:r>
@@ -3119,6 +3154,7 @@
         </w:rPr>
         <w:t xml:space="preserve">: </w:t>
       </w:r>
+      <w:proofErr w:type="spellStart"/>
       <w:r>
         <w:rPr>
           <w:rFonts w:ascii="Arial" w:eastAsia="Arial" w:hAnsi="Arial" w:cs="Arial"/>
@@ -3131,7 +3167,22 @@
           <w:lang w:val="en"/>
           <w14:ligatures w14:val="none"/>
         </w:rPr>
-        <w:t>Chatgpt (GPT</w:t>
+        <w:t>Chatgpt</w:t>
+      </w:r>
+      <w:proofErr w:type="spellEnd"/>
+      <w:r>
+        <w:rPr>
+          <w:rFonts w:ascii="Arial" w:eastAsia="Arial" w:hAnsi="Arial" w:cs="Arial"/>
+          <w:b/>
+          <w:color w:val="000000"/>
+          <w:kern w:val="0"/>
+          <w:sz w:val="22"/>
+          <w:szCs w:val="22"/>
+          <w:highlight w:val="darkGray"/>
+          <w:lang w:val="en"/>
+          <w14:ligatures w14:val="none"/>
+        </w:rPr>
+        <w:t xml:space="preserve"> (GPT</w:t>
       </w:r>
       <w:r>
         <w:rPr>
@@ -3184,6 +3235,7 @@
           <w:lang w:val="en"/>
           <w14:ligatures w14:val="none"/>
         </w:rPr>
+        <w:lastRenderedPageBreak/>
         <w:drawing>
           <wp:inline distT="114300" distB="114300" distL="114300" distR="114300" wp14:anchorId="5E68DBB6" wp14:editId="77C1C92E">
             <wp:extent cx="5943600" cy="1587500"/>
@@ -3734,44 +3786,28 @@
     </w:p>
     <w:p>
       <w:pPr>
-        <w:keepNext/>
-        <w:keepLines/>
-        <w:spacing w:before="400" w:after="120" w:line="276" w:lineRule="auto"/>
-        <w:outlineLvl w:val="0"/>
-        <w:rPr>
-          <w:rFonts w:ascii="Arial" w:eastAsia="Arial" w:hAnsi="Arial" w:cs="Arial"/>
-          <w:kern w:val="0"/>
-          <w:sz w:val="40"/>
-          <w:szCs w:val="40"/>
-          <w:lang w:val="en"/>
-          <w14:ligatures w14:val="none"/>
+        <w:pStyle w:val="Heading1"/>
+        <w:rPr>
+          <w:rFonts w:eastAsia="Arial"/>
+          <w:lang w:val="en"/>
         </w:rPr>
       </w:pPr>
       <w:bookmarkStart w:id="7" w:name="_hpplc0ikszir" w:colFirst="0" w:colLast="0"/>
       <w:bookmarkEnd w:id="7"/>
       <w:r>
         <w:rPr>
-          <w:rFonts w:ascii="Arial" w:eastAsia="Arial" w:hAnsi="Arial" w:cs="Arial"/>
-          <w:kern w:val="0"/>
-          <w:sz w:val="40"/>
-          <w:szCs w:val="40"/>
-          <w:lang w:val="en"/>
-          <w14:ligatures w14:val="none"/>
+          <w:rFonts w:eastAsia="Arial"/>
+          <w:lang w:val="en"/>
         </w:rPr>
         <w:t>2-Web App</w:t>
       </w:r>
     </w:p>
     <w:p>
       <w:pPr>
-        <w:spacing w:before="280" w:after="120" w:line="276" w:lineRule="auto"/>
-        <w:outlineLvl w:val="1"/>
-        <w:rPr>
-          <w:rFonts w:ascii="Arial" w:eastAsia="Arial" w:hAnsi="Arial" w:cs="Arial"/>
-          <w:kern w:val="0"/>
-          <w:sz w:val="32"/>
-          <w:szCs w:val="32"/>
-          <w:lang w:val="en"/>
-          <w14:ligatures w14:val="none"/>
+        <w:pStyle w:val="Heading2"/>
+        <w:rPr>
+          <w:rFonts w:ascii="Arial" w:eastAsia="Arial" w:hAnsi="Arial" w:cs="Arial"/>
+          <w:lang w:val="en"/>
         </w:rPr>
       </w:pPr>
       <w:bookmarkStart w:id="8" w:name="_ldu8zemexb56" w:colFirst="0" w:colLast="0"/>
@@ -3779,22 +3815,14 @@
       <w:r>
         <w:rPr>
           <w:rFonts w:ascii="Segoe UI Emoji" w:eastAsia="Arial Unicode MS" w:hAnsi="Segoe UI Emoji" w:cs="Segoe UI Emoji"/>
-          <w:kern w:val="0"/>
-          <w:sz w:val="32"/>
-          <w:szCs w:val="32"/>
-          <w:lang w:val="en"/>
-          <w14:ligatures w14:val="none"/>
+          <w:lang w:val="en"/>
         </w:rPr>
         <w:t>✅</w:t>
       </w:r>
       <w:r>
         <w:rPr>
-          <w:rFonts w:ascii="Arial Unicode MS" w:eastAsia="Arial Unicode MS" w:hAnsi="Arial Unicode MS" w:cs="Arial Unicode MS"/>
-          <w:kern w:val="0"/>
-          <w:sz w:val="32"/>
-          <w:szCs w:val="32"/>
-          <w:lang w:val="en"/>
-          <w14:ligatures w14:val="none"/>
+          <w:rFonts w:eastAsia="Arial Unicode MS"/>
+          <w:lang w:val="en"/>
         </w:rPr>
         <w:t xml:space="preserve"> What is a Web App?</w:t>
       </w:r>
@@ -3838,6 +3866,7 @@
         </w:rPr>
         <w:t xml:space="preserve">: </w:t>
       </w:r>
+      <w:proofErr w:type="spellStart"/>
       <w:r>
         <w:rPr>
           <w:rFonts w:ascii="Arial" w:eastAsia="Arial" w:hAnsi="Arial" w:cs="Arial"/>
@@ -3850,7 +3879,22 @@
           <w:lang w:val="en"/>
           <w14:ligatures w14:val="none"/>
         </w:rPr>
-        <w:t>Chatgpt (GPT</w:t>
+        <w:t>Chatgpt</w:t>
+      </w:r>
+      <w:proofErr w:type="spellEnd"/>
+      <w:r>
+        <w:rPr>
+          <w:rFonts w:ascii="Arial" w:eastAsia="Arial" w:hAnsi="Arial" w:cs="Arial"/>
+          <w:b/>
+          <w:color w:val="000000"/>
+          <w:kern w:val="0"/>
+          <w:sz w:val="22"/>
+          <w:szCs w:val="22"/>
+          <w:highlight w:val="darkGray"/>
+          <w:lang w:val="en"/>
+          <w14:ligatures w14:val="none"/>
+        </w:rPr>
+        <w:t xml:space="preserve"> (GPT</w:t>
       </w:r>
       <w:r>
         <w:rPr>
@@ -4014,6 +4058,7 @@
           <w:lang w:val="en"/>
           <w14:ligatures w14:val="none"/>
         </w:rPr>
+        <w:lastRenderedPageBreak/>
         <w:pict w14:anchorId="05B46560">
           <v:rect id="_x0000_i1031" style="width:0;height:1.5pt" o:hralign="center" o:hrstd="t" o:hr="t" fillcolor="#a0a0a0" stroked="f"/>
         </w:pict>
@@ -4021,15 +4066,10 @@
     </w:p>
     <w:p>
       <w:pPr>
-        <w:spacing w:before="280" w:after="120" w:line="276" w:lineRule="auto"/>
-        <w:outlineLvl w:val="1"/>
-        <w:rPr>
-          <w:rFonts w:ascii="Arial" w:eastAsia="Arial" w:hAnsi="Arial" w:cs="Arial"/>
-          <w:kern w:val="0"/>
-          <w:sz w:val="32"/>
-          <w:szCs w:val="32"/>
-          <w:lang w:val="en"/>
-          <w14:ligatures w14:val="none"/>
+        <w:pStyle w:val="Heading2"/>
+        <w:rPr>
+          <w:rFonts w:eastAsia="Arial"/>
+          <w:lang w:val="en"/>
         </w:rPr>
       </w:pPr>
       <w:bookmarkStart w:id="9" w:name="_ci10vmitw72p" w:colFirst="0" w:colLast="0"/>
@@ -4037,22 +4077,14 @@
       <w:r>
         <w:rPr>
           <w:rFonts w:ascii="Segoe UI Emoji" w:eastAsia="Arial" w:hAnsi="Segoe UI Emoji" w:cs="Segoe UI Emoji"/>
-          <w:kern w:val="0"/>
-          <w:sz w:val="32"/>
-          <w:szCs w:val="32"/>
-          <w:lang w:val="en"/>
-          <w14:ligatures w14:val="none"/>
+          <w:lang w:val="en"/>
         </w:rPr>
         <w:t>🧠</w:t>
       </w:r>
       <w:r>
         <w:rPr>
-          <w:rFonts w:ascii="Arial" w:eastAsia="Arial" w:hAnsi="Arial" w:cs="Arial"/>
-          <w:kern w:val="0"/>
-          <w:sz w:val="32"/>
-          <w:szCs w:val="32"/>
-          <w:lang w:val="en"/>
-          <w14:ligatures w14:val="none"/>
+          <w:rFonts w:eastAsia="Arial"/>
+          <w:lang w:val="en"/>
         </w:rPr>
         <w:t xml:space="preserve"> Key Idea:</w:t>
       </w:r>
@@ -4096,6 +4128,7 @@
         </w:rPr>
         <w:t xml:space="preserve">: </w:t>
       </w:r>
+      <w:proofErr w:type="spellStart"/>
       <w:r>
         <w:rPr>
           <w:rFonts w:ascii="Arial" w:eastAsia="Arial" w:hAnsi="Arial" w:cs="Arial"/>
@@ -4108,7 +4141,22 @@
           <w:lang w:val="en"/>
           <w14:ligatures w14:val="none"/>
         </w:rPr>
-        <w:t>Chatgpt (GPT</w:t>
+        <w:t>Chatgpt</w:t>
+      </w:r>
+      <w:proofErr w:type="spellEnd"/>
+      <w:r>
+        <w:rPr>
+          <w:rFonts w:ascii="Arial" w:eastAsia="Arial" w:hAnsi="Arial" w:cs="Arial"/>
+          <w:b/>
+          <w:color w:val="000000"/>
+          <w:kern w:val="0"/>
+          <w:sz w:val="22"/>
+          <w:szCs w:val="22"/>
+          <w:highlight w:val="darkGray"/>
+          <w:lang w:val="en"/>
+          <w14:ligatures w14:val="none"/>
+        </w:rPr>
+        <w:t xml:space="preserve"> (GPT</w:t>
       </w:r>
       <w:r>
         <w:rPr>
@@ -4289,15 +4337,10 @@
     </w:p>
     <w:p>
       <w:pPr>
-        <w:spacing w:before="280" w:after="120" w:line="276" w:lineRule="auto"/>
-        <w:outlineLvl w:val="1"/>
-        <w:rPr>
-          <w:rFonts w:ascii="Arial" w:eastAsia="Arial" w:hAnsi="Arial" w:cs="Arial"/>
-          <w:kern w:val="0"/>
-          <w:sz w:val="32"/>
-          <w:szCs w:val="32"/>
-          <w:lang w:val="en"/>
-          <w14:ligatures w14:val="none"/>
+        <w:pStyle w:val="Heading2"/>
+        <w:rPr>
+          <w:rFonts w:eastAsia="Arial"/>
+          <w:lang w:val="en"/>
         </w:rPr>
       </w:pPr>
       <w:bookmarkStart w:id="10" w:name="_7x2xiv35jzt0" w:colFirst="0" w:colLast="0"/>
@@ -4305,22 +4348,14 @@
       <w:r>
         <w:rPr>
           <w:rFonts w:ascii="Segoe UI Emoji" w:eastAsia="Arial" w:hAnsi="Segoe UI Emoji" w:cs="Segoe UI Emoji"/>
-          <w:kern w:val="0"/>
-          <w:sz w:val="32"/>
-          <w:szCs w:val="32"/>
-          <w:lang w:val="en"/>
-          <w14:ligatures w14:val="none"/>
+          <w:lang w:val="en"/>
         </w:rPr>
         <w:t>📱</w:t>
       </w:r>
       <w:r>
         <w:rPr>
-          <w:rFonts w:ascii="Arial" w:eastAsia="Arial" w:hAnsi="Arial" w:cs="Arial"/>
-          <w:kern w:val="0"/>
-          <w:sz w:val="32"/>
-          <w:szCs w:val="32"/>
-          <w:lang w:val="en"/>
-          <w14:ligatures w14:val="none"/>
+          <w:rFonts w:eastAsia="Arial"/>
+          <w:lang w:val="en"/>
         </w:rPr>
         <w:t xml:space="preserve"> Examples of Web Apps:</w:t>
       </w:r>
@@ -4367,6 +4402,7 @@
         </w:rPr>
         <w:t xml:space="preserve">: </w:t>
       </w:r>
+      <w:proofErr w:type="spellStart"/>
       <w:r>
         <w:rPr>
           <w:rFonts w:ascii="Arial" w:eastAsia="Arial" w:hAnsi="Arial" w:cs="Arial"/>
@@ -4379,7 +4415,22 @@
           <w:lang w:val="en"/>
           <w14:ligatures w14:val="none"/>
         </w:rPr>
-        <w:t>Chatgpt (GPT</w:t>
+        <w:t>Chatgpt</w:t>
+      </w:r>
+      <w:proofErr w:type="spellEnd"/>
+      <w:r>
+        <w:rPr>
+          <w:rFonts w:ascii="Arial" w:eastAsia="Arial" w:hAnsi="Arial" w:cs="Arial"/>
+          <w:b/>
+          <w:color w:val="000000"/>
+          <w:kern w:val="0"/>
+          <w:sz w:val="22"/>
+          <w:szCs w:val="22"/>
+          <w:highlight w:val="darkGray"/>
+          <w:lang w:val="en"/>
+          <w14:ligatures w14:val="none"/>
+        </w:rPr>
+        <w:t xml:space="preserve"> (GPT</w:t>
       </w:r>
       <w:r>
         <w:rPr>
@@ -5275,15 +5326,10 @@
     </w:p>
     <w:p>
       <w:pPr>
-        <w:spacing w:before="280" w:after="120" w:line="276" w:lineRule="auto"/>
-        <w:outlineLvl w:val="1"/>
-        <w:rPr>
-          <w:rFonts w:ascii="Arial" w:eastAsia="Arial" w:hAnsi="Arial" w:cs="Arial"/>
-          <w:kern w:val="0"/>
-          <w:sz w:val="32"/>
-          <w:szCs w:val="32"/>
-          <w:lang w:val="en"/>
-          <w14:ligatures w14:val="none"/>
+        <w:pStyle w:val="Heading2"/>
+        <w:rPr>
+          <w:rFonts w:eastAsia="Arial"/>
+          <w:lang w:val="en"/>
         </w:rPr>
       </w:pPr>
       <w:bookmarkStart w:id="11" w:name="_nrs8rbpry84n" w:colFirst="0" w:colLast="0"/>
@@ -5291,22 +5337,15 @@
       <w:r>
         <w:rPr>
           <w:rFonts w:ascii="Segoe UI Emoji" w:eastAsia="Arial" w:hAnsi="Segoe UI Emoji" w:cs="Segoe UI Emoji"/>
-          <w:kern w:val="0"/>
-          <w:sz w:val="32"/>
-          <w:szCs w:val="32"/>
-          <w:lang w:val="en"/>
-          <w14:ligatures w14:val="none"/>
-        </w:rPr>
+          <w:lang w:val="en"/>
+        </w:rPr>
+        <w:lastRenderedPageBreak/>
         <w:t>⚙️</w:t>
       </w:r>
       <w:r>
         <w:rPr>
-          <w:rFonts w:ascii="Arial" w:eastAsia="Arial" w:hAnsi="Arial" w:cs="Arial"/>
-          <w:kern w:val="0"/>
-          <w:sz w:val="32"/>
-          <w:szCs w:val="32"/>
-          <w:lang w:val="en"/>
-          <w14:ligatures w14:val="none"/>
+          <w:rFonts w:eastAsia="Arial"/>
+          <w:lang w:val="en"/>
         </w:rPr>
         <w:t xml:space="preserve"> How It Works</w:t>
       </w:r>
@@ -5353,6 +5392,7 @@
         </w:rPr>
         <w:t xml:space="preserve">: </w:t>
       </w:r>
+      <w:proofErr w:type="spellStart"/>
       <w:r>
         <w:rPr>
           <w:rFonts w:ascii="Arial" w:eastAsia="Arial" w:hAnsi="Arial" w:cs="Arial"/>
@@ -5365,7 +5405,22 @@
           <w:lang w:val="en"/>
           <w14:ligatures w14:val="none"/>
         </w:rPr>
-        <w:t>Chatgpt (GPT</w:t>
+        <w:t>Chatgpt</w:t>
+      </w:r>
+      <w:proofErr w:type="spellEnd"/>
+      <w:r>
+        <w:rPr>
+          <w:rFonts w:ascii="Arial" w:eastAsia="Arial" w:hAnsi="Arial" w:cs="Arial"/>
+          <w:b/>
+          <w:color w:val="000000"/>
+          <w:kern w:val="0"/>
+          <w:sz w:val="22"/>
+          <w:szCs w:val="22"/>
+          <w:highlight w:val="darkGray"/>
+          <w:lang w:val="en"/>
+          <w14:ligatures w14:val="none"/>
+        </w:rPr>
+        <w:t xml:space="preserve"> (GPT</w:t>
       </w:r>
       <w:r>
         <w:rPr>
@@ -6073,15 +6128,10 @@
     </w:p>
     <w:p>
       <w:pPr>
-        <w:spacing w:before="280" w:after="120" w:line="276" w:lineRule="auto"/>
-        <w:outlineLvl w:val="1"/>
-        <w:rPr>
-          <w:rFonts w:ascii="Arial" w:eastAsia="Arial" w:hAnsi="Arial" w:cs="Arial"/>
-          <w:kern w:val="0"/>
-          <w:sz w:val="32"/>
-          <w:szCs w:val="32"/>
-          <w:lang w:val="en"/>
-          <w14:ligatures w14:val="none"/>
+        <w:pStyle w:val="Heading2"/>
+        <w:rPr>
+          <w:rFonts w:eastAsia="Arial"/>
+          <w:lang w:val="en"/>
         </w:rPr>
       </w:pPr>
       <w:bookmarkStart w:id="12" w:name="_yv4qwqkm54cq" w:colFirst="0" w:colLast="0"/>
@@ -6089,22 +6139,15 @@
       <w:r>
         <w:rPr>
           <w:rFonts w:ascii="Segoe UI Emoji" w:eastAsia="Arial" w:hAnsi="Segoe UI Emoji" w:cs="Segoe UI Emoji"/>
-          <w:kern w:val="0"/>
-          <w:sz w:val="32"/>
-          <w:szCs w:val="32"/>
-          <w:lang w:val="en"/>
-          <w14:ligatures w14:val="none"/>
-        </w:rPr>
+          <w:lang w:val="en"/>
+        </w:rPr>
+        <w:lastRenderedPageBreak/>
         <w:t>🧱</w:t>
       </w:r>
       <w:r>
         <w:rPr>
-          <w:rFonts w:ascii="Arial" w:eastAsia="Arial" w:hAnsi="Arial" w:cs="Arial"/>
-          <w:kern w:val="0"/>
-          <w:sz w:val="32"/>
-          <w:szCs w:val="32"/>
-          <w:lang w:val="en"/>
-          <w14:ligatures w14:val="none"/>
+          <w:rFonts w:eastAsia="Arial"/>
+          <w:lang w:val="en"/>
         </w:rPr>
         <w:t xml:space="preserve"> Web App vs Website</w:t>
       </w:r>
@@ -6151,6 +6194,7 @@
         </w:rPr>
         <w:t xml:space="preserve">: </w:t>
       </w:r>
+      <w:proofErr w:type="spellStart"/>
       <w:r>
         <w:rPr>
           <w:rFonts w:ascii="Arial" w:eastAsia="Arial" w:hAnsi="Arial" w:cs="Arial"/>
@@ -6163,7 +6207,22 @@
           <w:lang w:val="en"/>
           <w14:ligatures w14:val="none"/>
         </w:rPr>
-        <w:t>Chatgpt (GPT</w:t>
+        <w:t>Chatgpt</w:t>
+      </w:r>
+      <w:proofErr w:type="spellEnd"/>
+      <w:r>
+        <w:rPr>
+          <w:rFonts w:ascii="Arial" w:eastAsia="Arial" w:hAnsi="Arial" w:cs="Arial"/>
+          <w:b/>
+          <w:color w:val="000000"/>
+          <w:kern w:val="0"/>
+          <w:sz w:val="22"/>
+          <w:szCs w:val="22"/>
+          <w:highlight w:val="darkGray"/>
+          <w:lang w:val="en"/>
+          <w14:ligatures w14:val="none"/>
+        </w:rPr>
+        <w:t xml:space="preserve"> (GPT</w:t>
       </w:r>
       <w:r>
         <w:rPr>
@@ -6934,15 +6993,10 @@
     </w:p>
     <w:p>
       <w:pPr>
-        <w:spacing w:before="280" w:after="120" w:line="276" w:lineRule="auto"/>
-        <w:outlineLvl w:val="1"/>
-        <w:rPr>
-          <w:rFonts w:ascii="Arial" w:eastAsia="Arial" w:hAnsi="Arial" w:cs="Arial"/>
-          <w:kern w:val="0"/>
-          <w:sz w:val="32"/>
-          <w:szCs w:val="32"/>
-          <w:lang w:val="en"/>
-          <w14:ligatures w14:val="none"/>
+        <w:pStyle w:val="Heading2"/>
+        <w:rPr>
+          <w:rFonts w:ascii="Arial" w:eastAsia="Arial" w:hAnsi="Arial" w:cs="Arial"/>
+          <w:lang w:val="en"/>
         </w:rPr>
       </w:pPr>
       <w:bookmarkStart w:id="13" w:name="_6ljyxfjlz6wd" w:colFirst="0" w:colLast="0"/>
@@ -6950,22 +7004,14 @@
       <w:r>
         <w:rPr>
           <w:rFonts w:ascii="Segoe UI Emoji" w:eastAsia="Arial Unicode MS" w:hAnsi="Segoe UI Emoji" w:cs="Segoe UI Emoji"/>
-          <w:kern w:val="0"/>
-          <w:sz w:val="32"/>
-          <w:szCs w:val="32"/>
-          <w:lang w:val="en"/>
-          <w14:ligatures w14:val="none"/>
+          <w:lang w:val="en"/>
         </w:rPr>
         <w:t>✅</w:t>
       </w:r>
       <w:r>
         <w:rPr>
-          <w:rFonts w:ascii="Arial Unicode MS" w:eastAsia="Arial Unicode MS" w:hAnsi="Arial Unicode MS" w:cs="Arial Unicode MS"/>
-          <w:kern w:val="0"/>
-          <w:sz w:val="32"/>
-          <w:szCs w:val="32"/>
-          <w:lang w:val="en"/>
-          <w14:ligatures w14:val="none"/>
+          <w:rFonts w:eastAsia="Arial Unicode MS"/>
+          <w:lang w:val="en"/>
         </w:rPr>
         <w:t xml:space="preserve"> Summary</w:t>
       </w:r>
@@ -7012,6 +7058,7 @@
         </w:rPr>
         <w:t xml:space="preserve">: </w:t>
       </w:r>
+      <w:proofErr w:type="spellStart"/>
       <w:r>
         <w:rPr>
           <w:rFonts w:ascii="Arial" w:eastAsia="Arial" w:hAnsi="Arial" w:cs="Arial"/>
@@ -7024,7 +7071,22 @@
           <w:lang w:val="en"/>
           <w14:ligatures w14:val="none"/>
         </w:rPr>
-        <w:t>Chatgpt (GPT</w:t>
+        <w:t>Chatgpt</w:t>
+      </w:r>
+      <w:proofErr w:type="spellEnd"/>
+      <w:r>
+        <w:rPr>
+          <w:rFonts w:ascii="Arial" w:eastAsia="Arial" w:hAnsi="Arial" w:cs="Arial"/>
+          <w:b/>
+          <w:color w:val="000000"/>
+          <w:kern w:val="0"/>
+          <w:sz w:val="22"/>
+          <w:szCs w:val="22"/>
+          <w:highlight w:val="darkGray"/>
+          <w:lang w:val="en"/>
+          <w14:ligatures w14:val="none"/>
+        </w:rPr>
+        <w:t xml:space="preserve"> (GPT</w:t>
       </w:r>
       <w:r>
         <w:rPr>
@@ -7263,6 +7325,7 @@
                 <w:lang w:val="en"/>
                 <w14:ligatures w14:val="none"/>
               </w:rPr>
+              <w:lastRenderedPageBreak/>
               <w:t>What is it?</w:t>
             </w:r>
           </w:p>
@@ -7617,44 +7680,28 @@
     </w:p>
     <w:p>
       <w:pPr>
-        <w:keepNext/>
-        <w:keepLines/>
-        <w:spacing w:before="400" w:after="120" w:line="276" w:lineRule="auto"/>
-        <w:outlineLvl w:val="0"/>
-        <w:rPr>
-          <w:rFonts w:ascii="Arial" w:eastAsia="Arial" w:hAnsi="Arial" w:cs="Arial"/>
-          <w:kern w:val="0"/>
-          <w:sz w:val="40"/>
-          <w:szCs w:val="40"/>
-          <w:lang w:val="en"/>
-          <w14:ligatures w14:val="none"/>
+        <w:pStyle w:val="Heading1"/>
+        <w:rPr>
+          <w:rFonts w:eastAsia="Arial"/>
+          <w:lang w:val="en"/>
         </w:rPr>
       </w:pPr>
       <w:bookmarkStart w:id="14" w:name="_km5fbej67508" w:colFirst="0" w:colLast="0"/>
       <w:bookmarkEnd w:id="14"/>
       <w:r>
         <w:rPr>
-          <w:rFonts w:ascii="Arial" w:eastAsia="Arial" w:hAnsi="Arial" w:cs="Arial"/>
-          <w:kern w:val="0"/>
-          <w:sz w:val="40"/>
-          <w:szCs w:val="40"/>
-          <w:lang w:val="en"/>
-          <w14:ligatures w14:val="none"/>
+          <w:rFonts w:eastAsia="Arial"/>
+          <w:lang w:val="en"/>
         </w:rPr>
         <w:t>3-Web Service</w:t>
       </w:r>
     </w:p>
     <w:p>
       <w:pPr>
-        <w:spacing w:before="280" w:after="120" w:line="276" w:lineRule="auto"/>
-        <w:outlineLvl w:val="1"/>
-        <w:rPr>
-          <w:rFonts w:ascii="Arial" w:eastAsia="Arial" w:hAnsi="Arial" w:cs="Arial"/>
-          <w:kern w:val="0"/>
-          <w:sz w:val="32"/>
-          <w:szCs w:val="32"/>
-          <w:lang w:val="en"/>
-          <w14:ligatures w14:val="none"/>
+        <w:pStyle w:val="Heading2"/>
+        <w:rPr>
+          <w:rFonts w:ascii="Arial" w:eastAsia="Arial" w:hAnsi="Arial" w:cs="Arial"/>
+          <w:lang w:val="en"/>
         </w:rPr>
       </w:pPr>
       <w:bookmarkStart w:id="15" w:name="_nbth03yqsxlc" w:colFirst="0" w:colLast="0"/>
@@ -7662,22 +7709,14 @@
       <w:r>
         <w:rPr>
           <w:rFonts w:ascii="Segoe UI Emoji" w:eastAsia="Arial Unicode MS" w:hAnsi="Segoe UI Emoji" w:cs="Segoe UI Emoji"/>
-          <w:kern w:val="0"/>
-          <w:sz w:val="32"/>
-          <w:szCs w:val="32"/>
-          <w:lang w:val="en"/>
-          <w14:ligatures w14:val="none"/>
+          <w:lang w:val="en"/>
         </w:rPr>
         <w:t>✅</w:t>
       </w:r>
       <w:r>
         <w:rPr>
-          <w:rFonts w:ascii="Arial Unicode MS" w:eastAsia="Arial Unicode MS" w:hAnsi="Arial Unicode MS" w:cs="Arial Unicode MS"/>
-          <w:kern w:val="0"/>
-          <w:sz w:val="32"/>
-          <w:szCs w:val="32"/>
-          <w:lang w:val="en"/>
-          <w14:ligatures w14:val="none"/>
+          <w:rFonts w:eastAsia="Arial Unicode MS"/>
+          <w:lang w:val="en"/>
         </w:rPr>
         <w:t xml:space="preserve"> What is a Web Service?</w:t>
       </w:r>
@@ -7721,6 +7760,7 @@
         </w:rPr>
         <w:t xml:space="preserve">: </w:t>
       </w:r>
+      <w:proofErr w:type="spellStart"/>
       <w:r>
         <w:rPr>
           <w:rFonts w:ascii="Arial" w:eastAsia="Arial" w:hAnsi="Arial" w:cs="Arial"/>
@@ -7733,7 +7773,22 @@
           <w:lang w:val="en"/>
           <w14:ligatures w14:val="none"/>
         </w:rPr>
-        <w:t>Chatgpt (GPT</w:t>
+        <w:t>Chatgpt</w:t>
+      </w:r>
+      <w:proofErr w:type="spellEnd"/>
+      <w:r>
+        <w:rPr>
+          <w:rFonts w:ascii="Arial" w:eastAsia="Arial" w:hAnsi="Arial" w:cs="Arial"/>
+          <w:b/>
+          <w:color w:val="000000"/>
+          <w:kern w:val="0"/>
+          <w:sz w:val="22"/>
+          <w:szCs w:val="22"/>
+          <w:highlight w:val="darkGray"/>
+          <w:lang w:val="en"/>
+          <w14:ligatures w14:val="none"/>
+        </w:rPr>
+        <w:t xml:space="preserve"> (GPT</w:t>
       </w:r>
       <w:r>
         <w:rPr>
@@ -7981,15 +8036,10 @@
     </w:p>
     <w:p>
       <w:pPr>
-        <w:spacing w:before="280" w:after="120" w:line="276" w:lineRule="auto"/>
-        <w:outlineLvl w:val="1"/>
-        <w:rPr>
-          <w:rFonts w:ascii="Arial" w:eastAsia="Arial" w:hAnsi="Arial" w:cs="Arial"/>
-          <w:kern w:val="0"/>
-          <w:sz w:val="32"/>
-          <w:szCs w:val="32"/>
-          <w:lang w:val="en"/>
-          <w14:ligatures w14:val="none"/>
+        <w:pStyle w:val="Heading2"/>
+        <w:rPr>
+          <w:rFonts w:eastAsia="Arial"/>
+          <w:lang w:val="en"/>
         </w:rPr>
       </w:pPr>
       <w:bookmarkStart w:id="16" w:name="_umzknxvd3pau" w:colFirst="0" w:colLast="0"/>
@@ -7997,22 +8047,14 @@
       <w:r>
         <w:rPr>
           <w:rFonts w:ascii="Segoe UI Emoji" w:eastAsia="Arial" w:hAnsi="Segoe UI Emoji" w:cs="Segoe UI Emoji"/>
-          <w:kern w:val="0"/>
-          <w:sz w:val="32"/>
-          <w:szCs w:val="32"/>
-          <w:lang w:val="en"/>
-          <w14:ligatures w14:val="none"/>
+          <w:lang w:val="en"/>
         </w:rPr>
         <w:t>🧠</w:t>
       </w:r>
       <w:r>
         <w:rPr>
-          <w:rFonts w:ascii="Arial" w:eastAsia="Arial" w:hAnsi="Arial" w:cs="Arial"/>
-          <w:kern w:val="0"/>
-          <w:sz w:val="32"/>
-          <w:szCs w:val="32"/>
-          <w:lang w:val="en"/>
-          <w14:ligatures w14:val="none"/>
+          <w:rFonts w:eastAsia="Arial"/>
+          <w:lang w:val="en"/>
         </w:rPr>
         <w:t xml:space="preserve"> Think of it Like:</w:t>
       </w:r>
@@ -8056,6 +8098,7 @@
         </w:rPr>
         <w:t xml:space="preserve">: </w:t>
       </w:r>
+      <w:proofErr w:type="spellStart"/>
       <w:r>
         <w:rPr>
           <w:rFonts w:ascii="Arial" w:eastAsia="Arial" w:hAnsi="Arial" w:cs="Arial"/>
@@ -8068,7 +8111,22 @@
           <w:lang w:val="en"/>
           <w14:ligatures w14:val="none"/>
         </w:rPr>
-        <w:t>Chatgpt (GPT</w:t>
+        <w:t>Chatgpt</w:t>
+      </w:r>
+      <w:proofErr w:type="spellEnd"/>
+      <w:r>
+        <w:rPr>
+          <w:rFonts w:ascii="Arial" w:eastAsia="Arial" w:hAnsi="Arial" w:cs="Arial"/>
+          <w:b/>
+          <w:color w:val="000000"/>
+          <w:kern w:val="0"/>
+          <w:sz w:val="22"/>
+          <w:szCs w:val="22"/>
+          <w:highlight w:val="darkGray"/>
+          <w:lang w:val="en"/>
+          <w14:ligatures w14:val="none"/>
+        </w:rPr>
+        <w:t xml:space="preserve"> (GPT</w:t>
       </w:r>
       <w:r>
         <w:rPr>
@@ -8205,6 +8263,7 @@
           <w:lang w:val="en"/>
           <w14:ligatures w14:val="none"/>
         </w:rPr>
+        <w:lastRenderedPageBreak/>
         <w:t xml:space="preserve">The machine (web service) processes it and responds: </w:t>
       </w:r>
       <w:r>
@@ -8257,15 +8316,10 @@
     </w:p>
     <w:p>
       <w:pPr>
-        <w:spacing w:before="280" w:after="120" w:line="276" w:lineRule="auto"/>
-        <w:outlineLvl w:val="1"/>
-        <w:rPr>
-          <w:rFonts w:ascii="Arial" w:eastAsia="Arial" w:hAnsi="Arial" w:cs="Arial"/>
-          <w:kern w:val="0"/>
-          <w:sz w:val="32"/>
-          <w:szCs w:val="32"/>
-          <w:lang w:val="en"/>
-          <w14:ligatures w14:val="none"/>
+        <w:pStyle w:val="Heading2"/>
+        <w:rPr>
+          <w:rFonts w:eastAsia="Arial"/>
+          <w:lang w:val="en"/>
         </w:rPr>
       </w:pPr>
       <w:bookmarkStart w:id="17" w:name="_uqx7rjp5a91r" w:colFirst="0" w:colLast="0"/>
@@ -8273,22 +8327,14 @@
       <w:r>
         <w:rPr>
           <w:rFonts w:ascii="Segoe UI Emoji" w:eastAsia="Arial" w:hAnsi="Segoe UI Emoji" w:cs="Segoe UI Emoji"/>
-          <w:kern w:val="0"/>
-          <w:sz w:val="32"/>
-          <w:szCs w:val="32"/>
-          <w:lang w:val="en"/>
-          <w14:ligatures w14:val="none"/>
+          <w:lang w:val="en"/>
         </w:rPr>
         <w:t>🧭</w:t>
       </w:r>
       <w:r>
         <w:rPr>
-          <w:rFonts w:ascii="Arial" w:eastAsia="Arial" w:hAnsi="Arial" w:cs="Arial"/>
-          <w:kern w:val="0"/>
-          <w:sz w:val="32"/>
-          <w:szCs w:val="32"/>
-          <w:lang w:val="en"/>
-          <w14:ligatures w14:val="none"/>
+          <w:rFonts w:eastAsia="Arial"/>
+          <w:lang w:val="en"/>
         </w:rPr>
         <w:t xml:space="preserve"> Real-Life Examples</w:t>
       </w:r>
@@ -8335,6 +8381,7 @@
         </w:rPr>
         <w:t xml:space="preserve">: </w:t>
       </w:r>
+      <w:proofErr w:type="spellStart"/>
       <w:r>
         <w:rPr>
           <w:rFonts w:ascii="Arial" w:eastAsia="Arial" w:hAnsi="Arial" w:cs="Arial"/>
@@ -8347,7 +8394,22 @@
           <w:lang w:val="en"/>
           <w14:ligatures w14:val="none"/>
         </w:rPr>
-        <w:t>Chatgpt (GPT</w:t>
+        <w:t>Chatgpt</w:t>
+      </w:r>
+      <w:proofErr w:type="spellEnd"/>
+      <w:r>
+        <w:rPr>
+          <w:rFonts w:ascii="Arial" w:eastAsia="Arial" w:hAnsi="Arial" w:cs="Arial"/>
+          <w:b/>
+          <w:color w:val="000000"/>
+          <w:kern w:val="0"/>
+          <w:sz w:val="22"/>
+          <w:szCs w:val="22"/>
+          <w:highlight w:val="darkGray"/>
+          <w:lang w:val="en"/>
+          <w14:ligatures w14:val="none"/>
+        </w:rPr>
+        <w:t xml:space="preserve"> (GPT</w:t>
       </w:r>
       <w:r>
         <w:rPr>
@@ -8628,15 +8690,29 @@
                 <w14:ligatures w14:val="none"/>
               </w:rPr>
             </w:pPr>
-            <w:r>
-              <w:rPr>
-                <w:rFonts w:ascii="Roboto Mono" w:eastAsia="Roboto Mono" w:hAnsi="Roboto Mono" w:cs="Arial"/>
-                <w:kern w:val="0"/>
-                <w:szCs w:val="22"/>
-                <w:lang w:val="en"/>
-                <w14:ligatures w14:val="none"/>
-              </w:rPr>
-              <w:t>Lets your app request maps, directions, geolocation</w:t>
+            <w:proofErr w:type="spellStart"/>
+            <w:proofErr w:type="gramStart"/>
+            <w:r>
+              <w:rPr>
+                <w:rFonts w:ascii="Roboto Mono" w:eastAsia="Roboto Mono" w:hAnsi="Roboto Mono" w:cs="Arial"/>
+                <w:kern w:val="0"/>
+                <w:szCs w:val="22"/>
+                <w:lang w:val="en"/>
+                <w14:ligatures w14:val="none"/>
+              </w:rPr>
+              <w:t>Lets</w:t>
+            </w:r>
+            <w:proofErr w:type="spellEnd"/>
+            <w:proofErr w:type="gramEnd"/>
+            <w:r>
+              <w:rPr>
+                <w:rFonts w:ascii="Roboto Mono" w:eastAsia="Roboto Mono" w:hAnsi="Roboto Mono" w:cs="Arial"/>
+                <w:kern w:val="0"/>
+                <w:szCs w:val="22"/>
+                <w:lang w:val="en"/>
+                <w14:ligatures w14:val="none"/>
+              </w:rPr>
+              <w:t xml:space="preserve"> your app request maps, directions, geolocation</w:t>
             </w:r>
           </w:p>
         </w:tc>
@@ -8954,15 +9030,10 @@
     </w:p>
     <w:p>
       <w:pPr>
-        <w:spacing w:before="280" w:after="120" w:line="276" w:lineRule="auto"/>
-        <w:outlineLvl w:val="1"/>
-        <w:rPr>
-          <w:rFonts w:ascii="Arial" w:eastAsia="Arial" w:hAnsi="Arial" w:cs="Arial"/>
-          <w:kern w:val="0"/>
-          <w:sz w:val="32"/>
-          <w:szCs w:val="32"/>
-          <w:lang w:val="en"/>
-          <w14:ligatures w14:val="none"/>
+        <w:pStyle w:val="Heading2"/>
+        <w:rPr>
+          <w:rFonts w:eastAsia="Arial"/>
+          <w:lang w:val="en"/>
         </w:rPr>
       </w:pPr>
       <w:bookmarkStart w:id="18" w:name="_xqfpzc4d57bx" w:colFirst="0" w:colLast="0"/>
@@ -8970,22 +9041,14 @@
       <w:r>
         <w:rPr>
           <w:rFonts w:ascii="Segoe UI Emoji" w:eastAsia="Arial" w:hAnsi="Segoe UI Emoji" w:cs="Segoe UI Emoji"/>
-          <w:kern w:val="0"/>
-          <w:sz w:val="32"/>
-          <w:szCs w:val="32"/>
-          <w:lang w:val="en"/>
-          <w14:ligatures w14:val="none"/>
+          <w:lang w:val="en"/>
         </w:rPr>
         <w:t>🔄</w:t>
       </w:r>
       <w:r>
         <w:rPr>
-          <w:rFonts w:ascii="Arial" w:eastAsia="Arial" w:hAnsi="Arial" w:cs="Arial"/>
-          <w:kern w:val="0"/>
-          <w:sz w:val="32"/>
-          <w:szCs w:val="32"/>
-          <w:lang w:val="en"/>
-          <w14:ligatures w14:val="none"/>
+          <w:rFonts w:eastAsia="Arial"/>
+          <w:lang w:val="en"/>
         </w:rPr>
         <w:t xml:space="preserve"> How It Works:</w:t>
       </w:r>
@@ -9029,6 +9092,7 @@
         </w:rPr>
         <w:t xml:space="preserve">: </w:t>
       </w:r>
+      <w:proofErr w:type="spellStart"/>
       <w:r>
         <w:rPr>
           <w:rFonts w:ascii="Arial" w:eastAsia="Arial" w:hAnsi="Arial" w:cs="Arial"/>
@@ -9041,7 +9105,22 @@
           <w:lang w:val="en"/>
           <w14:ligatures w14:val="none"/>
         </w:rPr>
-        <w:t>Chatgpt (GPT</w:t>
+        <w:t>Chatgpt</w:t>
+      </w:r>
+      <w:proofErr w:type="spellEnd"/>
+      <w:r>
+        <w:rPr>
+          <w:rFonts w:ascii="Arial" w:eastAsia="Arial" w:hAnsi="Arial" w:cs="Arial"/>
+          <w:b/>
+          <w:color w:val="000000"/>
+          <w:kern w:val="0"/>
+          <w:sz w:val="22"/>
+          <w:szCs w:val="22"/>
+          <w:highlight w:val="darkGray"/>
+          <w:lang w:val="en"/>
+          <w14:ligatures w14:val="none"/>
+        </w:rPr>
+        <w:t xml:space="preserve"> (GPT</w:t>
       </w:r>
       <w:r>
         <w:rPr>
@@ -9180,6 +9259,7 @@
           <w:lang w:val="en"/>
           <w14:ligatures w14:val="none"/>
         </w:rPr>
+        <w:lastRenderedPageBreak/>
         <w:t xml:space="preserve">The </w:t>
       </w:r>
       <w:r>
@@ -9301,15 +9381,10 @@
     </w:p>
     <w:p>
       <w:pPr>
-        <w:spacing w:before="280" w:after="120" w:line="276" w:lineRule="auto"/>
-        <w:outlineLvl w:val="1"/>
-        <w:rPr>
-          <w:rFonts w:ascii="Arial" w:eastAsia="Arial" w:hAnsi="Arial" w:cs="Arial"/>
-          <w:kern w:val="0"/>
-          <w:sz w:val="32"/>
-          <w:szCs w:val="32"/>
-          <w:lang w:val="en"/>
-          <w14:ligatures w14:val="none"/>
+        <w:pStyle w:val="Heading2"/>
+        <w:rPr>
+          <w:rFonts w:eastAsia="Arial"/>
+          <w:lang w:val="en"/>
         </w:rPr>
       </w:pPr>
       <w:bookmarkStart w:id="19" w:name="_rumn8y6afmhp" w:colFirst="0" w:colLast="0"/>
@@ -9317,22 +9392,14 @@
       <w:r>
         <w:rPr>
           <w:rFonts w:ascii="Segoe UI Emoji" w:eastAsia="Arial" w:hAnsi="Segoe UI Emoji" w:cs="Segoe UI Emoji"/>
-          <w:kern w:val="0"/>
-          <w:sz w:val="32"/>
-          <w:szCs w:val="32"/>
-          <w:lang w:val="en"/>
-          <w14:ligatures w14:val="none"/>
+          <w:lang w:val="en"/>
         </w:rPr>
         <w:t>💬</w:t>
       </w:r>
       <w:r>
         <w:rPr>
-          <w:rFonts w:ascii="Arial" w:eastAsia="Arial" w:hAnsi="Arial" w:cs="Arial"/>
-          <w:kern w:val="0"/>
-          <w:sz w:val="32"/>
-          <w:szCs w:val="32"/>
-          <w:lang w:val="en"/>
-          <w14:ligatures w14:val="none"/>
+          <w:rFonts w:eastAsia="Arial"/>
+          <w:lang w:val="en"/>
         </w:rPr>
         <w:t xml:space="preserve"> Common Formats</w:t>
       </w:r>
@@ -9379,6 +9446,7 @@
         </w:rPr>
         <w:t xml:space="preserve">: </w:t>
       </w:r>
+      <w:proofErr w:type="spellStart"/>
       <w:r>
         <w:rPr>
           <w:rFonts w:ascii="Arial" w:eastAsia="Arial" w:hAnsi="Arial" w:cs="Arial"/>
@@ -9391,7 +9459,22 @@
           <w:lang w:val="en"/>
           <w14:ligatures w14:val="none"/>
         </w:rPr>
-        <w:t>Chatgpt (GPT</w:t>
+        <w:t>Chatgpt</w:t>
+      </w:r>
+      <w:proofErr w:type="spellEnd"/>
+      <w:r>
+        <w:rPr>
+          <w:rFonts w:ascii="Arial" w:eastAsia="Arial" w:hAnsi="Arial" w:cs="Arial"/>
+          <w:b/>
+          <w:color w:val="000000"/>
+          <w:kern w:val="0"/>
+          <w:sz w:val="22"/>
+          <w:szCs w:val="22"/>
+          <w:highlight w:val="darkGray"/>
+          <w:lang w:val="en"/>
+          <w14:ligatures w14:val="none"/>
+        </w:rPr>
+        <w:t xml:space="preserve"> (GPT</w:t>
       </w:r>
       <w:r>
         <w:rPr>
@@ -9746,6 +9829,7 @@
                 <w14:ligatures w14:val="none"/>
               </w:rPr>
             </w:pPr>
+            <w:proofErr w:type="gramStart"/>
             <w:r>
               <w:rPr>
                 <w:rFonts w:ascii="Roboto Mono" w:eastAsia="Roboto Mono" w:hAnsi="Roboto Mono" w:cs="Roboto Mono"/>
@@ -9755,8 +9839,33 @@
                 <w:lang w:val="en"/>
                 <w14:ligatures w14:val="none"/>
               </w:rPr>
-              <w:t>{ "name": "John", "age": 30 }</w:t>
-            </w:r>
+              <w:t>{ "</w:t>
+            </w:r>
+            <w:proofErr w:type="gramEnd"/>
+            <w:r>
+              <w:rPr>
+                <w:rFonts w:ascii="Roboto Mono" w:eastAsia="Roboto Mono" w:hAnsi="Roboto Mono" w:cs="Roboto Mono"/>
+                <w:color w:val="188038"/>
+                <w:kern w:val="0"/>
+                <w:szCs w:val="22"/>
+                <w:lang w:val="en"/>
+                <w14:ligatures w14:val="none"/>
+              </w:rPr>
+              <w:t xml:space="preserve">name": "John", "age": </w:t>
+            </w:r>
+            <w:proofErr w:type="gramStart"/>
+            <w:r>
+              <w:rPr>
+                <w:rFonts w:ascii="Roboto Mono" w:eastAsia="Roboto Mono" w:hAnsi="Roboto Mono" w:cs="Roboto Mono"/>
+                <w:color w:val="188038"/>
+                <w:kern w:val="0"/>
+                <w:szCs w:val="22"/>
+                <w:lang w:val="en"/>
+                <w14:ligatures w14:val="none"/>
+              </w:rPr>
+              <w:t>30 }</w:t>
+            </w:r>
+            <w:proofErr w:type="gramEnd"/>
           </w:p>
         </w:tc>
       </w:tr>
@@ -9914,15 +10023,10 @@
     </w:p>
     <w:p>
       <w:pPr>
-        <w:spacing w:before="280" w:after="120" w:line="276" w:lineRule="auto"/>
-        <w:outlineLvl w:val="1"/>
-        <w:rPr>
-          <w:rFonts w:ascii="Arial" w:eastAsia="Arial" w:hAnsi="Arial" w:cs="Arial"/>
-          <w:kern w:val="0"/>
-          <w:sz w:val="32"/>
-          <w:szCs w:val="32"/>
-          <w:lang w:val="en"/>
-          <w14:ligatures w14:val="none"/>
+        <w:pStyle w:val="Heading2"/>
+        <w:rPr>
+          <w:rFonts w:eastAsia="Arial"/>
+          <w:lang w:val="en"/>
         </w:rPr>
       </w:pPr>
       <w:bookmarkStart w:id="20" w:name="_rtvm66726gnp" w:colFirst="0" w:colLast="0"/>
@@ -9930,22 +10034,14 @@
       <w:r>
         <w:rPr>
           <w:rFonts w:ascii="Segoe UI Emoji" w:eastAsia="Arial" w:hAnsi="Segoe UI Emoji" w:cs="Segoe UI Emoji"/>
-          <w:kern w:val="0"/>
-          <w:sz w:val="32"/>
-          <w:szCs w:val="32"/>
-          <w:lang w:val="en"/>
-          <w14:ligatures w14:val="none"/>
+          <w:lang w:val="en"/>
         </w:rPr>
         <w:t>🔐</w:t>
       </w:r>
       <w:r>
         <w:rPr>
-          <w:rFonts w:ascii="Arial" w:eastAsia="Arial" w:hAnsi="Arial" w:cs="Arial"/>
-          <w:kern w:val="0"/>
-          <w:sz w:val="32"/>
-          <w:szCs w:val="32"/>
-          <w:lang w:val="en"/>
-          <w14:ligatures w14:val="none"/>
+          <w:rFonts w:eastAsia="Arial"/>
+          <w:lang w:val="en"/>
         </w:rPr>
         <w:t xml:space="preserve"> Standard Protocols</w:t>
       </w:r>
@@ -9992,6 +10088,7 @@
         </w:rPr>
         <w:t xml:space="preserve">: </w:t>
       </w:r>
+      <w:proofErr w:type="spellStart"/>
       <w:r>
         <w:rPr>
           <w:rFonts w:ascii="Arial" w:eastAsia="Arial" w:hAnsi="Arial" w:cs="Arial"/>
@@ -10004,7 +10101,22 @@
           <w:lang w:val="en"/>
           <w14:ligatures w14:val="none"/>
         </w:rPr>
-        <w:t>Chatgpt (GPT</w:t>
+        <w:t>Chatgpt</w:t>
+      </w:r>
+      <w:proofErr w:type="spellEnd"/>
+      <w:r>
+        <w:rPr>
+          <w:rFonts w:ascii="Arial" w:eastAsia="Arial" w:hAnsi="Arial" w:cs="Arial"/>
+          <w:b/>
+          <w:color w:val="000000"/>
+          <w:kern w:val="0"/>
+          <w:sz w:val="22"/>
+          <w:szCs w:val="22"/>
+          <w:highlight w:val="darkGray"/>
+          <w:lang w:val="en"/>
+          <w14:ligatures w14:val="none"/>
+        </w:rPr>
+        <w:t xml:space="preserve"> (GPT</w:t>
       </w:r>
       <w:r>
         <w:rPr>
@@ -10330,6 +10442,7 @@
                 <w:lang w:val="en"/>
                 <w14:ligatures w14:val="none"/>
               </w:rPr>
+              <w:lastRenderedPageBreak/>
               <w:t>SOAP</w:t>
             </w:r>
           </w:p>
@@ -10407,6 +10520,7 @@
                 <w14:ligatures w14:val="none"/>
               </w:rPr>
             </w:pPr>
+            <w:proofErr w:type="spellStart"/>
             <w:r>
               <w:rPr>
                 <w:rFonts w:ascii="Roboto Mono" w:eastAsia="Roboto Mono" w:hAnsi="Roboto Mono" w:cs="Arial"/>
@@ -10419,6 +10533,7 @@
               </w:rPr>
               <w:t>GraphQL</w:t>
             </w:r>
+            <w:proofErr w:type="spellEnd"/>
           </w:p>
         </w:tc>
         <w:tc>
@@ -10490,15 +10605,10 @@
     </w:p>
     <w:p>
       <w:pPr>
-        <w:spacing w:before="280" w:after="120" w:line="276" w:lineRule="auto"/>
-        <w:outlineLvl w:val="1"/>
-        <w:rPr>
-          <w:rFonts w:ascii="Arial" w:eastAsia="Arial" w:hAnsi="Arial" w:cs="Arial"/>
-          <w:kern w:val="0"/>
-          <w:sz w:val="32"/>
-          <w:szCs w:val="32"/>
-          <w:lang w:val="en"/>
-          <w14:ligatures w14:val="none"/>
+        <w:pStyle w:val="Heading2"/>
+        <w:rPr>
+          <w:rFonts w:ascii="Arial" w:eastAsia="Arial" w:hAnsi="Arial" w:cs="Arial"/>
+          <w:lang w:val="en"/>
         </w:rPr>
       </w:pPr>
       <w:bookmarkStart w:id="21" w:name="_y2ndgcsohf61" w:colFirst="0" w:colLast="0"/>
@@ -10506,22 +10616,14 @@
       <w:r>
         <w:rPr>
           <w:rFonts w:ascii="Segoe UI Emoji" w:eastAsia="Arial Unicode MS" w:hAnsi="Segoe UI Emoji" w:cs="Segoe UI Emoji"/>
-          <w:kern w:val="0"/>
-          <w:sz w:val="32"/>
-          <w:szCs w:val="32"/>
-          <w:lang w:val="en"/>
-          <w14:ligatures w14:val="none"/>
+          <w:lang w:val="en"/>
         </w:rPr>
         <w:t>✅</w:t>
       </w:r>
       <w:r>
         <w:rPr>
-          <w:rFonts w:ascii="Arial Unicode MS" w:eastAsia="Arial Unicode MS" w:hAnsi="Arial Unicode MS" w:cs="Arial Unicode MS"/>
-          <w:kern w:val="0"/>
-          <w:sz w:val="32"/>
-          <w:szCs w:val="32"/>
-          <w:lang w:val="en"/>
-          <w14:ligatures w14:val="none"/>
+          <w:rFonts w:eastAsia="Arial Unicode MS"/>
+          <w:lang w:val="en"/>
         </w:rPr>
         <w:t xml:space="preserve"> Example: REST Web Service Call</w:t>
       </w:r>
@@ -10565,6 +10667,7 @@
         </w:rPr>
         <w:t xml:space="preserve">: </w:t>
       </w:r>
+      <w:proofErr w:type="spellStart"/>
       <w:r>
         <w:rPr>
           <w:rFonts w:ascii="Arial" w:eastAsia="Arial" w:hAnsi="Arial" w:cs="Arial"/>
@@ -10577,7 +10680,22 @@
           <w:lang w:val="en"/>
           <w14:ligatures w14:val="none"/>
         </w:rPr>
-        <w:t>Chatgpt (GPT</w:t>
+        <w:t>Chatgpt</w:t>
+      </w:r>
+      <w:proofErr w:type="spellEnd"/>
+      <w:r>
+        <w:rPr>
+          <w:rFonts w:ascii="Arial" w:eastAsia="Arial" w:hAnsi="Arial" w:cs="Arial"/>
+          <w:b/>
+          <w:color w:val="000000"/>
+          <w:kern w:val="0"/>
+          <w:sz w:val="22"/>
+          <w:szCs w:val="22"/>
+          <w:highlight w:val="darkGray"/>
+          <w:lang w:val="en"/>
+          <w14:ligatures w14:val="none"/>
+        </w:rPr>
+        <w:t xml:space="preserve"> (GPT</w:t>
       </w:r>
       <w:r>
         <w:rPr>
@@ -10983,17 +11101,10 @@
     </w:p>
     <w:p>
       <w:pPr>
-        <w:keepNext/>
-        <w:keepLines/>
-        <w:spacing w:before="360" w:after="120" w:line="276" w:lineRule="auto"/>
-        <w:outlineLvl w:val="1"/>
-        <w:rPr>
-          <w:rFonts w:ascii="Arial" w:eastAsia="Arial" w:hAnsi="Arial" w:cs="Arial"/>
-          <w:kern w:val="0"/>
-          <w:sz w:val="32"/>
-          <w:szCs w:val="32"/>
-          <w:lang w:val="en"/>
-          <w14:ligatures w14:val="none"/>
+        <w:pStyle w:val="Heading2"/>
+        <w:rPr>
+          <w:rFonts w:eastAsia="Arial"/>
+          <w:lang w:val="en"/>
         </w:rPr>
       </w:pPr>
       <w:bookmarkStart w:id="22" w:name="_il0cas1dq0f0" w:colFirst="0" w:colLast="0"/>
@@ -11001,37 +11112,17 @@
       <w:r>
         <w:rPr>
           <w:rFonts w:ascii="Segoe UI Emoji" w:eastAsia="Arial" w:hAnsi="Segoe UI Emoji" w:cs="Segoe UI Emoji"/>
-          <w:kern w:val="0"/>
-          <w:sz w:val="32"/>
-          <w:szCs w:val="32"/>
-          <w:lang w:val="en"/>
-          <w14:ligatures w14:val="none"/>
-        </w:rPr>
+          <w:lang w:val="en"/>
+        </w:rPr>
+        <w:lastRenderedPageBreak/>
         <w:t>📊</w:t>
       </w:r>
       <w:r>
         <w:rPr>
-          <w:rFonts w:ascii="Arial" w:eastAsia="Arial" w:hAnsi="Arial" w:cs="Arial"/>
-          <w:kern w:val="0"/>
-          <w:sz w:val="32"/>
-          <w:szCs w:val="32"/>
-          <w:lang w:val="en"/>
-          <w14:ligatures w14:val="none"/>
-        </w:rPr>
-        <w:t xml:space="preserve"> </w:t>
-      </w:r>
-      <w:r>
-        <w:rPr>
-          <w:rFonts w:ascii="Arial" w:eastAsia="Arial" w:hAnsi="Arial" w:cs="Arial"/>
-          <w:b/>
-          <w:bCs/>
-          <w:kern w:val="0"/>
-          <w:sz w:val="32"/>
-          <w:szCs w:val="32"/>
-          <w:lang w:val="en"/>
-          <w14:ligatures w14:val="none"/>
-        </w:rPr>
-        <w:t>Web Service vs Web App vs Website</w:t>
+          <w:rFonts w:eastAsia="Arial"/>
+          <w:lang w:val="en"/>
+        </w:rPr>
+        <w:t xml:space="preserve"> Web Service vs Web App vs Website</w:t>
       </w:r>
     </w:p>
     <w:p>
@@ -11076,6 +11167,7 @@
         </w:rPr>
         <w:t xml:space="preserve">: </w:t>
       </w:r>
+      <w:proofErr w:type="spellStart"/>
       <w:r>
         <w:rPr>
           <w:rFonts w:ascii="Arial" w:eastAsia="Arial" w:hAnsi="Arial" w:cs="Arial"/>
@@ -11088,7 +11180,22 @@
           <w:lang w:val="en"/>
           <w14:ligatures w14:val="none"/>
         </w:rPr>
-        <w:t>Chatgpt (GPT</w:t>
+        <w:t>Chatgpt</w:t>
+      </w:r>
+      <w:proofErr w:type="spellEnd"/>
+      <w:r>
+        <w:rPr>
+          <w:rFonts w:ascii="Arial" w:eastAsia="Arial" w:hAnsi="Arial" w:cs="Arial"/>
+          <w:b/>
+          <w:color w:val="000000"/>
+          <w:kern w:val="0"/>
+          <w:sz w:val="22"/>
+          <w:szCs w:val="22"/>
+          <w:highlight w:val="darkGray"/>
+          <w:lang w:val="en"/>
+          <w14:ligatures w14:val="none"/>
+        </w:rPr>
+        <w:t xml:space="preserve"> (GPT</w:t>
       </w:r>
       <w:r>
         <w:rPr>
@@ -11991,6 +12098,7 @@
                 <w:lang w:val="en"/>
                 <w14:ligatures w14:val="none"/>
               </w:rPr>
+              <w:lastRenderedPageBreak/>
               <w:t>Accessed By</w:t>
             </w:r>
           </w:p>
@@ -13002,18 +13110,10 @@
     </w:p>
     <w:p>
       <w:pPr>
-        <w:keepNext/>
-        <w:keepLines/>
-        <w:spacing w:before="320" w:after="80" w:line="276" w:lineRule="auto"/>
-        <w:outlineLvl w:val="2"/>
-        <w:rPr>
-          <w:rFonts w:ascii="Arial" w:eastAsia="Arial" w:hAnsi="Arial" w:cs="Arial"/>
-          <w:color w:val="434343"/>
-          <w:kern w:val="0"/>
-          <w:sz w:val="28"/>
-          <w:szCs w:val="28"/>
-          <w:lang w:val="en"/>
-          <w14:ligatures w14:val="none"/>
+        <w:pStyle w:val="Heading3"/>
+        <w:rPr>
+          <w:rFonts w:eastAsia="Arial"/>
+          <w:lang w:val="en"/>
         </w:rPr>
       </w:pPr>
       <w:bookmarkStart w:id="23" w:name="_qsggqav6pnzw" w:colFirst="0" w:colLast="0"/>
@@ -13021,24 +13121,14 @@
       <w:r>
         <w:rPr>
           <w:rFonts w:ascii="Segoe UI Emoji" w:eastAsia="Arial" w:hAnsi="Segoe UI Emoji" w:cs="Segoe UI Emoji"/>
-          <w:color w:val="434343"/>
-          <w:kern w:val="0"/>
-          <w:sz w:val="28"/>
-          <w:szCs w:val="28"/>
-          <w:lang w:val="en"/>
-          <w14:ligatures w14:val="none"/>
+          <w:lang w:val="en"/>
         </w:rPr>
         <w:t>🧠</w:t>
       </w:r>
       <w:r>
         <w:rPr>
-          <w:rFonts w:ascii="Arial" w:eastAsia="Arial" w:hAnsi="Arial" w:cs="Arial"/>
-          <w:color w:val="434343"/>
-          <w:kern w:val="0"/>
-          <w:sz w:val="28"/>
-          <w:szCs w:val="28"/>
-          <w:lang w:val="en"/>
-          <w14:ligatures w14:val="none"/>
+          <w:rFonts w:eastAsia="Arial"/>
+          <w:lang w:val="en"/>
         </w:rPr>
         <w:t xml:space="preserve"> Simple Analogy</w:t>
       </w:r>
@@ -13082,6 +13172,7 @@
         </w:rPr>
         <w:t xml:space="preserve">: </w:t>
       </w:r>
+      <w:proofErr w:type="spellStart"/>
       <w:r>
         <w:rPr>
           <w:rFonts w:ascii="Arial" w:eastAsia="Arial" w:hAnsi="Arial" w:cs="Arial"/>
@@ -13094,7 +13185,22 @@
           <w:lang w:val="en"/>
           <w14:ligatures w14:val="none"/>
         </w:rPr>
-        <w:t>Chatgpt (GPT</w:t>
+        <w:t>Chatgpt</w:t>
+      </w:r>
+      <w:proofErr w:type="spellEnd"/>
+      <w:r>
+        <w:rPr>
+          <w:rFonts w:ascii="Arial" w:eastAsia="Arial" w:hAnsi="Arial" w:cs="Arial"/>
+          <w:b/>
+          <w:color w:val="000000"/>
+          <w:kern w:val="0"/>
+          <w:sz w:val="22"/>
+          <w:szCs w:val="22"/>
+          <w:highlight w:val="darkGray"/>
+          <w:lang w:val="en"/>
+          <w14:ligatures w14:val="none"/>
+        </w:rPr>
+        <w:t xml:space="preserve"> (GPT</w:t>
       </w:r>
       <w:r>
         <w:rPr>
@@ -13435,6 +13541,7 @@
                 <w:lang w:val="en"/>
                 <w14:ligatures w14:val="none"/>
               </w:rPr>
+              <w:lastRenderedPageBreak/>
               <w:t>Web App</w:t>
             </w:r>
           </w:p>
@@ -13622,18 +13729,10 @@
     </w:p>
     <w:p>
       <w:pPr>
-        <w:keepNext/>
-        <w:keepLines/>
-        <w:spacing w:before="320" w:after="80" w:line="276" w:lineRule="auto"/>
-        <w:outlineLvl w:val="2"/>
-        <w:rPr>
-          <w:rFonts w:ascii="Arial" w:eastAsia="Arial" w:hAnsi="Arial" w:cs="Arial"/>
-          <w:color w:val="434343"/>
-          <w:kern w:val="0"/>
-          <w:sz w:val="28"/>
-          <w:szCs w:val="28"/>
-          <w:lang w:val="en"/>
-          <w14:ligatures w14:val="none"/>
+        <w:pStyle w:val="Heading3"/>
+        <w:rPr>
+          <w:rFonts w:eastAsia="Arial"/>
+          <w:lang w:val="en"/>
         </w:rPr>
       </w:pPr>
       <w:bookmarkStart w:id="24" w:name="_xozhgs3y6gfn" w:colFirst="0" w:colLast="0"/>
@@ -13641,24 +13740,14 @@
       <w:r>
         <w:rPr>
           <w:rFonts w:ascii="Segoe UI Emoji" w:eastAsia="Arial" w:hAnsi="Segoe UI Emoji" w:cs="Segoe UI Emoji"/>
-          <w:color w:val="434343"/>
-          <w:kern w:val="0"/>
-          <w:sz w:val="28"/>
-          <w:szCs w:val="28"/>
-          <w:lang w:val="en"/>
-          <w14:ligatures w14:val="none"/>
+          <w:lang w:val="en"/>
         </w:rPr>
         <w:t>🧩</w:t>
       </w:r>
       <w:r>
         <w:rPr>
-          <w:rFonts w:ascii="Arial" w:eastAsia="Arial" w:hAnsi="Arial" w:cs="Arial"/>
-          <w:color w:val="434343"/>
-          <w:kern w:val="0"/>
-          <w:sz w:val="28"/>
-          <w:szCs w:val="28"/>
-          <w:lang w:val="en"/>
-          <w14:ligatures w14:val="none"/>
+          <w:rFonts w:eastAsia="Arial"/>
+          <w:lang w:val="en"/>
         </w:rPr>
         <w:t xml:space="preserve"> Example Technologies Used</w:t>
       </w:r>
@@ -13702,6 +13791,7 @@
         </w:rPr>
         <w:t xml:space="preserve">: </w:t>
       </w:r>
+      <w:proofErr w:type="spellStart"/>
       <w:r>
         <w:rPr>
           <w:rFonts w:ascii="Arial" w:eastAsia="Arial" w:hAnsi="Arial" w:cs="Arial"/>
@@ -13714,7 +13804,22 @@
           <w:lang w:val="en"/>
           <w14:ligatures w14:val="none"/>
         </w:rPr>
-        <w:t>Chatgpt (GPT</w:t>
+        <w:t>Chatgpt</w:t>
+      </w:r>
+      <w:proofErr w:type="spellEnd"/>
+      <w:r>
+        <w:rPr>
+          <w:rFonts w:ascii="Arial" w:eastAsia="Arial" w:hAnsi="Arial" w:cs="Arial"/>
+          <w:b/>
+          <w:color w:val="000000"/>
+          <w:kern w:val="0"/>
+          <w:sz w:val="22"/>
+          <w:szCs w:val="22"/>
+          <w:highlight w:val="darkGray"/>
+          <w:lang w:val="en"/>
+          <w14:ligatures w14:val="none"/>
+        </w:rPr>
+        <w:t xml:space="preserve"> (GPT</w:t>
       </w:r>
       <w:r>
         <w:rPr>
@@ -14720,18 +14825,10 @@
     </w:p>
     <w:p>
       <w:pPr>
-        <w:keepNext/>
-        <w:keepLines/>
-        <w:spacing w:before="320" w:after="80" w:line="276" w:lineRule="auto"/>
-        <w:outlineLvl w:val="2"/>
-        <w:rPr>
-          <w:rFonts w:ascii="Arial" w:eastAsia="Arial" w:hAnsi="Arial" w:cs="Arial"/>
-          <w:color w:val="434343"/>
-          <w:kern w:val="0"/>
-          <w:sz w:val="28"/>
-          <w:szCs w:val="28"/>
-          <w:lang w:val="en"/>
-          <w14:ligatures w14:val="none"/>
+        <w:pStyle w:val="Heading3"/>
+        <w:rPr>
+          <w:rFonts w:ascii="Arial" w:eastAsia="Arial" w:hAnsi="Arial" w:cs="Arial"/>
+          <w:lang w:val="en"/>
         </w:rPr>
       </w:pPr>
       <w:bookmarkStart w:id="25" w:name="_5dpemudya4go" w:colFirst="0" w:colLast="0"/>
@@ -14739,24 +14836,14 @@
       <w:r>
         <w:rPr>
           <w:rFonts w:ascii="Segoe UI Emoji" w:eastAsia="Arial Unicode MS" w:hAnsi="Segoe UI Emoji" w:cs="Segoe UI Emoji"/>
-          <w:color w:val="434343"/>
-          <w:kern w:val="0"/>
-          <w:sz w:val="28"/>
-          <w:szCs w:val="28"/>
-          <w:lang w:val="en"/>
-          <w14:ligatures w14:val="none"/>
+          <w:lang w:val="en"/>
         </w:rPr>
         <w:t>✅</w:t>
       </w:r>
       <w:r>
         <w:rPr>
-          <w:rFonts w:ascii="Arial Unicode MS" w:eastAsia="Arial Unicode MS" w:hAnsi="Arial Unicode MS" w:cs="Arial Unicode MS"/>
-          <w:color w:val="434343"/>
-          <w:kern w:val="0"/>
-          <w:sz w:val="28"/>
-          <w:szCs w:val="28"/>
-          <w:lang w:val="en"/>
-          <w14:ligatures w14:val="none"/>
+          <w:rFonts w:eastAsia="Arial Unicode MS"/>
+          <w:lang w:val="en"/>
         </w:rPr>
         <w:t xml:space="preserve"> Summary Table</w:t>
       </w:r>
@@ -14803,6 +14890,7 @@
         </w:rPr>
         <w:t xml:space="preserve">: </w:t>
       </w:r>
+      <w:proofErr w:type="spellStart"/>
       <w:r>
         <w:rPr>
           <w:rFonts w:ascii="Arial" w:eastAsia="Arial" w:hAnsi="Arial" w:cs="Arial"/>
@@ -14815,7 +14903,22 @@
           <w:lang w:val="en"/>
           <w14:ligatures w14:val="none"/>
         </w:rPr>
-        <w:t>Chatgpt (GPT</w:t>
+        <w:t>Chatgpt</w:t>
+      </w:r>
+      <w:proofErr w:type="spellEnd"/>
+      <w:r>
+        <w:rPr>
+          <w:rFonts w:ascii="Arial" w:eastAsia="Arial" w:hAnsi="Arial" w:cs="Arial"/>
+          <w:b/>
+          <w:color w:val="000000"/>
+          <w:kern w:val="0"/>
+          <w:sz w:val="22"/>
+          <w:szCs w:val="22"/>
+          <w:highlight w:val="darkGray"/>
+          <w:lang w:val="en"/>
+          <w14:ligatures w14:val="none"/>
+        </w:rPr>
+        <w:t xml:space="preserve"> (GPT</w:t>
       </w:r>
       <w:r>
         <w:rPr>
@@ -14868,6 +14971,7 @@
           <w:lang w:val="en"/>
           <w14:ligatures w14:val="none"/>
         </w:rPr>
+        <w:lastRenderedPageBreak/>
         <w:drawing>
           <wp:inline distT="114300" distB="114300" distL="114300" distR="114300" wp14:anchorId="19CE28DE" wp14:editId="150287D8">
             <wp:extent cx="5943600" cy="1917700"/>
@@ -16034,15 +16138,10 @@
     </w:p>
     <w:p>
       <w:pPr>
-        <w:spacing w:before="280" w:after="120" w:line="276" w:lineRule="auto"/>
-        <w:outlineLvl w:val="1"/>
-        <w:rPr>
-          <w:rFonts w:ascii="Arial" w:eastAsia="Arial" w:hAnsi="Arial" w:cs="Arial"/>
-          <w:kern w:val="0"/>
-          <w:sz w:val="32"/>
-          <w:szCs w:val="32"/>
-          <w:lang w:val="en"/>
-          <w14:ligatures w14:val="none"/>
+        <w:pStyle w:val="Heading2"/>
+        <w:rPr>
+          <w:rFonts w:eastAsia="Arial"/>
+          <w:lang w:val="en"/>
         </w:rPr>
       </w:pPr>
       <w:bookmarkStart w:id="26" w:name="_si7oytqlnlj2" w:colFirst="0" w:colLast="0"/>
@@ -16050,22 +16149,14 @@
       <w:r>
         <w:rPr>
           <w:rFonts w:ascii="Segoe UI Emoji" w:eastAsia="Arial" w:hAnsi="Segoe UI Emoji" w:cs="Segoe UI Emoji"/>
-          <w:kern w:val="0"/>
-          <w:sz w:val="32"/>
-          <w:szCs w:val="32"/>
-          <w:lang w:val="en"/>
-          <w14:ligatures w14:val="none"/>
+          <w:lang w:val="en"/>
         </w:rPr>
         <w:t>🧠</w:t>
       </w:r>
       <w:r>
         <w:rPr>
-          <w:rFonts w:ascii="Arial" w:eastAsia="Arial" w:hAnsi="Arial" w:cs="Arial"/>
-          <w:kern w:val="0"/>
-          <w:sz w:val="32"/>
-          <w:szCs w:val="32"/>
-          <w:lang w:val="en"/>
-          <w14:ligatures w14:val="none"/>
+          <w:rFonts w:eastAsia="Arial"/>
+          <w:lang w:val="en"/>
         </w:rPr>
         <w:t xml:space="preserve"> Summary</w:t>
       </w:r>
@@ -16112,6 +16203,7 @@
         </w:rPr>
         <w:t xml:space="preserve">: </w:t>
       </w:r>
+      <w:proofErr w:type="spellStart"/>
       <w:r>
         <w:rPr>
           <w:rFonts w:ascii="Arial" w:eastAsia="Arial" w:hAnsi="Arial" w:cs="Arial"/>
@@ -16124,7 +16216,22 @@
           <w:lang w:val="en"/>
           <w14:ligatures w14:val="none"/>
         </w:rPr>
-        <w:t>Chatgpt (GPT</w:t>
+        <w:t>Chatgpt</w:t>
+      </w:r>
+      <w:proofErr w:type="spellEnd"/>
+      <w:r>
+        <w:rPr>
+          <w:rFonts w:ascii="Arial" w:eastAsia="Arial" w:hAnsi="Arial" w:cs="Arial"/>
+          <w:b/>
+          <w:color w:val="000000"/>
+          <w:kern w:val="0"/>
+          <w:sz w:val="22"/>
+          <w:szCs w:val="22"/>
+          <w:highlight w:val="darkGray"/>
+          <w:lang w:val="en"/>
+          <w14:ligatures w14:val="none"/>
+        </w:rPr>
+        <w:t xml:space="preserve"> (GPT</w:t>
       </w:r>
       <w:r>
         <w:rPr>
@@ -16177,6 +16284,7 @@
           <w:lang w:val="en"/>
           <w14:ligatures w14:val="none"/>
         </w:rPr>
+        <w:lastRenderedPageBreak/>
         <w:drawing>
           <wp:inline distT="114300" distB="114300" distL="114300" distR="114300" wp14:anchorId="1D222FFB" wp14:editId="439760BD">
             <wp:extent cx="5943600" cy="1981200"/>
@@ -16658,8 +16766,20 @@
                 <w:lang w:val="en"/>
                 <w14:ligatures w14:val="none"/>
               </w:rPr>
-              <w:t>REST, SOAP, GraphQL</w:t>
-            </w:r>
+              <w:t xml:space="preserve">REST, SOAP, </w:t>
+            </w:r>
+            <w:proofErr w:type="spellStart"/>
+            <w:r>
+              <w:rPr>
+                <w:rFonts w:ascii="Roboto Mono" w:eastAsia="Roboto Mono" w:hAnsi="Roboto Mono" w:cs="Arial"/>
+                <w:kern w:val="0"/>
+                <w:szCs w:val="22"/>
+                <w:lang w:val="en"/>
+                <w14:ligatures w14:val="none"/>
+              </w:rPr>
+              <w:t>GraphQL</w:t>
+            </w:r>
+            <w:proofErr w:type="spellEnd"/>
           </w:p>
         </w:tc>
       </w:tr>
@@ -17602,7 +17722,6 @@
     <w:next w:val="Normal"/>
     <w:link w:val="Heading2Char"/>
     <w:uiPriority w:val="9"/>
-    <w:semiHidden/>
     <w:unhideWhenUsed/>
     <w:qFormat/>
     <w:rsid w:val="00BF7C33"/>
@@ -17625,7 +17744,6 @@
     <w:next w:val="Normal"/>
     <w:link w:val="Heading3Char"/>
     <w:uiPriority w:val="9"/>
-    <w:semiHidden/>
     <w:unhideWhenUsed/>
     <w:qFormat/>
     <w:rsid w:val="00BF7C33"/>
@@ -17819,7 +17937,6 @@
     <w:basedOn w:val="DefaultParagraphFont"/>
     <w:link w:val="Heading2"/>
     <w:uiPriority w:val="9"/>
-    <w:semiHidden/>
     <w:rsid w:val="00BF7C33"/>
     <w:rPr>
       <w:rFonts w:asciiTheme="majorHAnsi" w:eastAsiaTheme="majorEastAsia" w:hAnsiTheme="majorHAnsi" w:cstheme="majorBidi"/>
@@ -17833,7 +17950,6 @@
     <w:basedOn w:val="DefaultParagraphFont"/>
     <w:link w:val="Heading3"/>
     <w:uiPriority w:val="9"/>
-    <w:semiHidden/>
     <w:rsid w:val="00BF7C33"/>
     <w:rPr>
       <w:rFonts w:eastAsiaTheme="majorEastAsia" w:cstheme="majorBidi"/>
